--- a/zht/docx/209.content.docx
+++ b/zht/docx/209.content.docx
@@ -357,138 +357,102 @@
           <w:lang w:val="zh_TW" w:bidi="zh_TW"/>
         </w:rPr>
       </w:r>
-      <w:hyperlink r:id="rId13">
-        <w:r>
-          <w:rPr>
-            <w:lang w:val="zh_TW" w:bidi="zh_TW"/>
-          </w:rPr>
-          <w:rPr>
-            <w:color w:val="0000EE"/>
-            <w:u w:val="single"/>
-          </w:rPr>
-          <w:t>歷代志上1:14</w:t>
-        </w:r>
-      </w:hyperlink>
-    </w:p>
-    <w:p>
-      <w:pPr>
-        <w:pStyle w:val="ListBullet"/>
-        <w:spacing w:line="240" w:lineRule="auto"/>
-        <w:ind w:left="720"/>
-      </w:pPr>
-      <w:r>
-        <w:rPr>
-          <w:lang w:val="zh_TW" w:bidi="zh_TW"/>
-        </w:rPr>
-      </w:r>
-      <w:hyperlink r:id="rId14">
-        <w:r>
-          <w:rPr>
-            <w:lang w:val="zh_TW" w:bidi="zh_TW"/>
-          </w:rPr>
-          <w:rPr>
-            <w:color w:val="0000EE"/>
-            <w:u w:val="single"/>
-          </w:rPr>
-          <w:t>列王紀上9:20–21</w:t>
-        </w:r>
-      </w:hyperlink>
-    </w:p>
-    <w:p>
-      <w:pPr>
-        <w:pStyle w:val="ListBullet"/>
-        <w:spacing w:line="240" w:lineRule="auto"/>
-        <w:ind w:left="720"/>
-      </w:pPr>
-      <w:r>
-        <w:rPr>
-          <w:lang w:val="zh_TW" w:bidi="zh_TW"/>
-        </w:rPr>
-      </w:r>
-      <w:hyperlink r:id="rId15">
-        <w:r>
-          <w:rPr>
-            <w:lang w:val="zh_TW" w:bidi="zh_TW"/>
-          </w:rPr>
-          <w:rPr>
-            <w:color w:val="0000EE"/>
-            <w:u w:val="single"/>
-          </w:rPr>
-          <w:t>出埃及記3:7–8</w:t>
-        </w:r>
-      </w:hyperlink>
-    </w:p>
-    <w:p>
-      <w:pPr>
-        <w:pStyle w:val="ListBullet"/>
-        <w:spacing w:line="240" w:lineRule="auto"/>
-        <w:ind w:left="720"/>
-      </w:pPr>
-      <w:r>
-        <w:rPr>
-          <w:lang w:val="zh_TW" w:bidi="zh_TW"/>
-        </w:rPr>
-      </w:r>
-      <w:hyperlink r:id="rId16">
-        <w:r>
-          <w:rPr>
-            <w:lang w:val="zh_TW" w:bidi="zh_TW"/>
-          </w:rPr>
-          <w:rPr>
-            <w:color w:val="0000EE"/>
-            <w:u w:val="single"/>
-          </w:rPr>
-          <w:t>創世記10:16</w:t>
-        </w:r>
-      </w:hyperlink>
-    </w:p>
-    <w:p>
-      <w:pPr>
-        <w:pStyle w:val="ListBullet"/>
-        <w:spacing w:line="240" w:lineRule="auto"/>
-        <w:ind w:left="720"/>
-      </w:pPr>
-      <w:r>
-        <w:rPr>
-          <w:lang w:val="zh_TW" w:bidi="zh_TW"/>
-        </w:rPr>
-      </w:r>
-      <w:hyperlink r:id="rId17">
-        <w:r>
-          <w:rPr>
-            <w:lang w:val="zh_TW" w:bidi="zh_TW"/>
-          </w:rPr>
-          <w:rPr>
-            <w:color w:val="0000EE"/>
-            <w:u w:val="single"/>
-          </w:rPr>
-          <w:t>約書亞記3:9–11</w:t>
-        </w:r>
-      </w:hyperlink>
-    </w:p>
-    <w:p>
-      <w:pPr>
-        <w:pStyle w:val="ListBullet"/>
-        <w:spacing w:line="240" w:lineRule="auto"/>
-        <w:ind w:left="720"/>
-      </w:pPr>
-      <w:r>
-        <w:rPr>
-          <w:lang w:val="zh_TW" w:bidi="zh_TW"/>
-        </w:rPr>
-      </w:r>
-      <w:hyperlink r:id="rId18">
-        <w:r>
-          <w:rPr>
-            <w:lang w:val="zh_TW" w:bidi="zh_TW"/>
-          </w:rPr>
-          <w:rPr>
-            <w:color w:val="0000EE"/>
-            <w:u w:val="single"/>
-          </w:rPr>
-          <w:t>士師記1:20–21</w:t>
-        </w:r>
-      </w:hyperlink>
+      <w:r>
+        <w:rPr>
+          <w:lang w:val="zh_TW" w:bidi="zh_TW"/>
+        </w:rPr>
+        <w:t>歷代志上1:14</w:t>
+      </w:r>
+    </w:p>
+    <w:p>
+      <w:pPr>
+        <w:pStyle w:val="ListBullet"/>
+        <w:spacing w:line="240" w:lineRule="auto"/>
+        <w:ind w:left="720"/>
+      </w:pPr>
+      <w:r>
+        <w:rPr>
+          <w:lang w:val="zh_TW" w:bidi="zh_TW"/>
+        </w:rPr>
+      </w:r>
+      <w:r>
+        <w:rPr>
+          <w:lang w:val="zh_TW" w:bidi="zh_TW"/>
+        </w:rPr>
+        <w:t>列王紀上9:20–21</w:t>
+      </w:r>
+    </w:p>
+    <w:p>
+      <w:pPr>
+        <w:pStyle w:val="ListBullet"/>
+        <w:spacing w:line="240" w:lineRule="auto"/>
+        <w:ind w:left="720"/>
+      </w:pPr>
+      <w:r>
+        <w:rPr>
+          <w:lang w:val="zh_TW" w:bidi="zh_TW"/>
+        </w:rPr>
+      </w:r>
+      <w:r>
+        <w:rPr>
+          <w:lang w:val="zh_TW" w:bidi="zh_TW"/>
+        </w:rPr>
+        <w:t>出埃及記3:7–8</w:t>
+      </w:r>
+    </w:p>
+    <w:p>
+      <w:pPr>
+        <w:pStyle w:val="ListBullet"/>
+        <w:spacing w:line="240" w:lineRule="auto"/>
+        <w:ind w:left="720"/>
+      </w:pPr>
+      <w:r>
+        <w:rPr>
+          <w:lang w:val="zh_TW" w:bidi="zh_TW"/>
+        </w:rPr>
+      </w:r>
+      <w:r>
+        <w:rPr>
+          <w:lang w:val="zh_TW" w:bidi="zh_TW"/>
+        </w:rPr>
+        <w:t>創世記10:16</w:t>
+      </w:r>
+    </w:p>
+    <w:p>
+      <w:pPr>
+        <w:pStyle w:val="ListBullet"/>
+        <w:spacing w:line="240" w:lineRule="auto"/>
+        <w:ind w:left="720"/>
+      </w:pPr>
+      <w:r>
+        <w:rPr>
+          <w:lang w:val="zh_TW" w:bidi="zh_TW"/>
+        </w:rPr>
+      </w:r>
+      <w:r>
+        <w:rPr>
+          <w:lang w:val="zh_TW" w:bidi="zh_TW"/>
+        </w:rPr>
+        <w:t>約書亞記3:9–11</w:t>
+      </w:r>
+    </w:p>
+    <w:p>
+      <w:pPr>
+        <w:pStyle w:val="ListBullet"/>
+        <w:spacing w:line="240" w:lineRule="auto"/>
+        <w:ind w:left="720"/>
+      </w:pPr>
+      <w:r>
+        <w:rPr>
+          <w:lang w:val="zh_TW" w:bidi="zh_TW"/>
+        </w:rPr>
+      </w:r>
+      <w:r>
+        <w:rPr>
+          <w:lang w:val="zh_TW" w:bidi="zh_TW"/>
+        </w:rPr>
+        <w:t>士師記1:20–21</w:t>
+      </w:r>
     </w:p>
     <w:p>
       <w:pPr>
@@ -742,90 +706,66 @@
           <w:lang w:val="zh_TW" w:bidi="zh_TW"/>
         </w:rPr>
       </w:r>
-      <w:hyperlink r:id="rId19">
-        <w:r>
-          <w:rPr>
-            <w:lang w:val="zh_TW" w:bidi="zh_TW"/>
-          </w:rPr>
-          <w:rPr>
-            <w:color w:val="0000EE"/>
-            <w:u w:val="single"/>
-          </w:rPr>
-          <w:t>希伯來書11:32–34</w:t>
-        </w:r>
-      </w:hyperlink>
-    </w:p>
-    <w:p>
-      <w:pPr>
-        <w:pStyle w:val="ListBullet"/>
-        <w:spacing w:line="240" w:lineRule="auto"/>
-        <w:ind w:left="720"/>
-      </w:pPr>
-      <w:r>
-        <w:rPr>
-          <w:lang w:val="zh_TW" w:bidi="zh_TW"/>
-        </w:rPr>
-      </w:r>
-      <w:hyperlink r:id="rId20">
-        <w:r>
-          <w:rPr>
-            <w:lang w:val="zh_TW" w:bidi="zh_TW"/>
-          </w:rPr>
-          <w:rPr>
-            <w:color w:val="0000EE"/>
-            <w:u w:val="single"/>
-          </w:rPr>
-          <w:t>士師記11:1–3</w:t>
-        </w:r>
-      </w:hyperlink>
-    </w:p>
-    <w:p>
-      <w:pPr>
-        <w:pStyle w:val="ListBullet"/>
-        <w:spacing w:line="240" w:lineRule="auto"/>
-        <w:ind w:left="720"/>
-      </w:pPr>
-      <w:r>
-        <w:rPr>
-          <w:lang w:val="zh_TW" w:bidi="zh_TW"/>
-        </w:rPr>
-      </w:r>
-      <w:hyperlink r:id="rId21">
-        <w:r>
-          <w:rPr>
-            <w:lang w:val="zh_TW" w:bidi="zh_TW"/>
-          </w:rPr>
-          <w:rPr>
-            <w:color w:val="0000EE"/>
-            <w:u w:val="single"/>
-          </w:rPr>
-          <w:t>士師記11:35</w:t>
-        </w:r>
-      </w:hyperlink>
-    </w:p>
-    <w:p>
-      <w:pPr>
-        <w:pStyle w:val="ListBullet"/>
-        <w:spacing w:line="240" w:lineRule="auto"/>
-        <w:ind w:left="720"/>
-      </w:pPr>
-      <w:r>
-        <w:rPr>
-          <w:lang w:val="zh_TW" w:bidi="zh_TW"/>
-        </w:rPr>
-      </w:r>
-      <w:hyperlink r:id="rId22">
-        <w:r>
-          <w:rPr>
-            <w:lang w:val="zh_TW" w:bidi="zh_TW"/>
-          </w:rPr>
-          <w:rPr>
-            <w:color w:val="0000EE"/>
-            <w:u w:val="single"/>
-          </w:rPr>
-          <w:t>士師記12:2</w:t>
-        </w:r>
-      </w:hyperlink>
+      <w:r>
+        <w:rPr>
+          <w:lang w:val="zh_TW" w:bidi="zh_TW"/>
+        </w:rPr>
+        <w:t>希伯來書11:32–34</w:t>
+      </w:r>
+    </w:p>
+    <w:p>
+      <w:pPr>
+        <w:pStyle w:val="ListBullet"/>
+        <w:spacing w:line="240" w:lineRule="auto"/>
+        <w:ind w:left="720"/>
+      </w:pPr>
+      <w:r>
+        <w:rPr>
+          <w:lang w:val="zh_TW" w:bidi="zh_TW"/>
+        </w:rPr>
+      </w:r>
+      <w:r>
+        <w:rPr>
+          <w:lang w:val="zh_TW" w:bidi="zh_TW"/>
+        </w:rPr>
+        <w:t>士師記11:1–3</w:t>
+      </w:r>
+    </w:p>
+    <w:p>
+      <w:pPr>
+        <w:pStyle w:val="ListBullet"/>
+        <w:spacing w:line="240" w:lineRule="auto"/>
+        <w:ind w:left="720"/>
+      </w:pPr>
+      <w:r>
+        <w:rPr>
+          <w:lang w:val="zh_TW" w:bidi="zh_TW"/>
+        </w:rPr>
+      </w:r>
+      <w:r>
+        <w:rPr>
+          <w:lang w:val="zh_TW" w:bidi="zh_TW"/>
+        </w:rPr>
+        <w:t>士師記11:35</w:t>
+      </w:r>
+    </w:p>
+    <w:p>
+      <w:pPr>
+        <w:pStyle w:val="ListBullet"/>
+        <w:spacing w:line="240" w:lineRule="auto"/>
+        <w:ind w:left="720"/>
+      </w:pPr>
+      <w:r>
+        <w:rPr>
+          <w:lang w:val="zh_TW" w:bidi="zh_TW"/>
+        </w:rPr>
+      </w:r>
+      <w:r>
+        <w:rPr>
+          <w:lang w:val="zh_TW" w:bidi="zh_TW"/>
+        </w:rPr>
+        <w:t>士師記12:2</w:t>
+      </w:r>
     </w:p>
     <w:p>
       <w:pPr>
@@ -1097,42 +1037,30 @@
           <w:lang w:val="zh_TW" w:bidi="zh_TW"/>
         </w:rPr>
       </w:r>
-      <w:hyperlink r:id="rId23">
-        <w:r>
-          <w:rPr>
-            <w:lang w:val="zh_TW" w:bidi="zh_TW"/>
-          </w:rPr>
-          <w:rPr>
-            <w:color w:val="0000EE"/>
-            <w:u w:val="single"/>
-          </w:rPr>
-          <w:t>列王紀下11:4</w:t>
-        </w:r>
-      </w:hyperlink>
-    </w:p>
-    <w:p>
-      <w:pPr>
-        <w:pStyle w:val="ListBullet"/>
-        <w:spacing w:line="240" w:lineRule="auto"/>
-        <w:ind w:left="720"/>
-      </w:pPr>
-      <w:r>
-        <w:rPr>
-          <w:lang w:val="zh_TW" w:bidi="zh_TW"/>
-        </w:rPr>
-      </w:r>
-      <w:hyperlink r:id="rId24">
-        <w:r>
-          <w:rPr>
-            <w:lang w:val="zh_TW" w:bidi="zh_TW"/>
-          </w:rPr>
-          <w:rPr>
-            <w:color w:val="0000EE"/>
-            <w:u w:val="single"/>
-          </w:rPr>
-          <w:t>列王紀下12:1–3</w:t>
-        </w:r>
-      </w:hyperlink>
+      <w:r>
+        <w:rPr>
+          <w:lang w:val="zh_TW" w:bidi="zh_TW"/>
+        </w:rPr>
+        <w:t>列王紀下11:4</w:t>
+      </w:r>
+    </w:p>
+    <w:p>
+      <w:pPr>
+        <w:pStyle w:val="ListBullet"/>
+        <w:spacing w:line="240" w:lineRule="auto"/>
+        <w:ind w:left="720"/>
+      </w:pPr>
+      <w:r>
+        <w:rPr>
+          <w:lang w:val="zh_TW" w:bidi="zh_TW"/>
+        </w:rPr>
+      </w:r>
+      <w:r>
+        <w:rPr>
+          <w:lang w:val="zh_TW" w:bidi="zh_TW"/>
+        </w:rPr>
+        <w:t>列王紀下12:1–3</w:t>
+      </w:r>
     </w:p>
     <w:p>
       <w:pPr>
@@ -1500,114 +1428,84 @@
           <w:lang w:val="zh_TW" w:bidi="zh_TW"/>
         </w:rPr>
       </w:r>
-      <w:hyperlink r:id="rId25">
-        <w:r>
-          <w:rPr>
-            <w:lang w:val="zh_TW" w:bidi="zh_TW"/>
-          </w:rPr>
-          <w:rPr>
-            <w:color w:val="0000EE"/>
-            <w:u w:val="single"/>
-          </w:rPr>
-          <w:t>歷代志上4:35</w:t>
-        </w:r>
-      </w:hyperlink>
-    </w:p>
-    <w:p>
-      <w:pPr>
-        <w:pStyle w:val="ListBullet"/>
-        <w:spacing w:line="240" w:lineRule="auto"/>
-        <w:ind w:left="720"/>
-      </w:pPr>
-      <w:r>
-        <w:rPr>
-          <w:lang w:val="zh_TW" w:bidi="zh_TW"/>
-        </w:rPr>
-      </w:r>
-      <w:hyperlink r:id="rId26">
-        <w:r>
-          <w:rPr>
-            <w:lang w:val="zh_TW" w:bidi="zh_TW"/>
-          </w:rPr>
-          <w:rPr>
-            <w:color w:val="0000EE"/>
-            <w:u w:val="single"/>
-          </w:rPr>
-          <w:t>列王紀上16:2</w:t>
-        </w:r>
-      </w:hyperlink>
-    </w:p>
-    <w:p>
-      <w:pPr>
-        <w:pStyle w:val="ListBullet"/>
-        <w:spacing w:line="240" w:lineRule="auto"/>
-        <w:ind w:left="720"/>
-      </w:pPr>
-      <w:r>
-        <w:rPr>
-          <w:lang w:val="zh_TW" w:bidi="zh_TW"/>
-        </w:rPr>
-      </w:r>
-      <w:hyperlink r:id="rId27">
-        <w:r>
-          <w:rPr>
-            <w:lang w:val="zh_TW" w:bidi="zh_TW"/>
-          </w:rPr>
-          <w:rPr>
-            <w:color w:val="0000EE"/>
-            <w:u w:val="single"/>
-          </w:rPr>
-          <w:t>歷代志下19:1–3</w:t>
-        </w:r>
-      </w:hyperlink>
-    </w:p>
-    <w:p>
-      <w:pPr>
-        <w:pStyle w:val="ListBullet"/>
-        <w:spacing w:line="240" w:lineRule="auto"/>
-        <w:ind w:left="720"/>
-      </w:pPr>
-      <w:r>
-        <w:rPr>
-          <w:lang w:val="zh_TW" w:bidi="zh_TW"/>
-        </w:rPr>
-      </w:r>
-      <w:hyperlink r:id="rId28">
-        <w:r>
-          <w:rPr>
-            <w:lang w:val="zh_TW" w:bidi="zh_TW"/>
-          </w:rPr>
-          <w:rPr>
-            <w:color w:val="0000EE"/>
-            <w:u w:val="single"/>
-          </w:rPr>
-          <w:t>列王紀下10:9</w:t>
-        </w:r>
-      </w:hyperlink>
-    </w:p>
-    <w:p>
-      <w:pPr>
-        <w:pStyle w:val="ListBullet"/>
-        <w:spacing w:line="240" w:lineRule="auto"/>
-        <w:ind w:left="720"/>
-      </w:pPr>
-      <w:r>
-        <w:rPr>
-          <w:lang w:val="zh_TW" w:bidi="zh_TW"/>
-        </w:rPr>
-      </w:r>
-      <w:hyperlink r:id="rId29">
-        <w:r>
-          <w:rPr>
-            <w:lang w:val="zh_TW" w:bidi="zh_TW"/>
-          </w:rPr>
-          <w:rPr>
-            <w:color w:val="0000EE"/>
-            <w:u w:val="single"/>
-          </w:rPr>
-          <w:t>何西阿書1:4</w:t>
-        </w:r>
-      </w:hyperlink>
+      <w:r>
+        <w:rPr>
+          <w:lang w:val="zh_TW" w:bidi="zh_TW"/>
+        </w:rPr>
+        <w:t>歷代志上4:35</w:t>
+      </w:r>
+    </w:p>
+    <w:p>
+      <w:pPr>
+        <w:pStyle w:val="ListBullet"/>
+        <w:spacing w:line="240" w:lineRule="auto"/>
+        <w:ind w:left="720"/>
+      </w:pPr>
+      <w:r>
+        <w:rPr>
+          <w:lang w:val="zh_TW" w:bidi="zh_TW"/>
+        </w:rPr>
+      </w:r>
+      <w:r>
+        <w:rPr>
+          <w:lang w:val="zh_TW" w:bidi="zh_TW"/>
+        </w:rPr>
+        <w:t>列王紀上16:2</w:t>
+      </w:r>
+    </w:p>
+    <w:p>
+      <w:pPr>
+        <w:pStyle w:val="ListBullet"/>
+        <w:spacing w:line="240" w:lineRule="auto"/>
+        <w:ind w:left="720"/>
+      </w:pPr>
+      <w:r>
+        <w:rPr>
+          <w:lang w:val="zh_TW" w:bidi="zh_TW"/>
+        </w:rPr>
+      </w:r>
+      <w:r>
+        <w:rPr>
+          <w:lang w:val="zh_TW" w:bidi="zh_TW"/>
+        </w:rPr>
+        <w:t>歷代志下19:1–3</w:t>
+      </w:r>
+    </w:p>
+    <w:p>
+      <w:pPr>
+        <w:pStyle w:val="ListBullet"/>
+        <w:spacing w:line="240" w:lineRule="auto"/>
+        <w:ind w:left="720"/>
+      </w:pPr>
+      <w:r>
+        <w:rPr>
+          <w:lang w:val="zh_TW" w:bidi="zh_TW"/>
+        </w:rPr>
+      </w:r>
+      <w:r>
+        <w:rPr>
+          <w:lang w:val="zh_TW" w:bidi="zh_TW"/>
+        </w:rPr>
+        <w:t>列王紀下10:9</w:t>
+      </w:r>
+    </w:p>
+    <w:p>
+      <w:pPr>
+        <w:pStyle w:val="ListBullet"/>
+        <w:spacing w:line="240" w:lineRule="auto"/>
+        <w:ind w:left="720"/>
+      </w:pPr>
+      <w:r>
+        <w:rPr>
+          <w:lang w:val="zh_TW" w:bidi="zh_TW"/>
+        </w:rPr>
+      </w:r>
+      <w:r>
+        <w:rPr>
+          <w:lang w:val="zh_TW" w:bidi="zh_TW"/>
+        </w:rPr>
+        <w:t>何西阿書1:4</w:t>
+      </w:r>
     </w:p>
     <w:p>
       <w:pPr>
@@ -1847,162 +1745,120 @@
           <w:lang w:val="zh_TW" w:bidi="zh_TW"/>
         </w:rPr>
       </w:r>
-      <w:hyperlink r:id="rId30">
-        <w:r>
-          <w:rPr>
-            <w:lang w:val="zh_TW" w:bidi="zh_TW"/>
-          </w:rPr>
-          <w:rPr>
-            <w:color w:val="0000EE"/>
-            <w:u w:val="single"/>
-          </w:rPr>
-          <w:t>歷代志上6:78</w:t>
-        </w:r>
-      </w:hyperlink>
-    </w:p>
-    <w:p>
-      <w:pPr>
-        <w:pStyle w:val="ListBullet"/>
-        <w:spacing w:line="240" w:lineRule="auto"/>
-        <w:ind w:left="720"/>
-      </w:pPr>
-      <w:r>
-        <w:rPr>
-          <w:lang w:val="zh_TW" w:bidi="zh_TW"/>
-        </w:rPr>
-      </w:r>
-      <w:hyperlink r:id="rId31">
-        <w:r>
-          <w:rPr>
-            <w:lang w:val="zh_TW" w:bidi="zh_TW"/>
-          </w:rPr>
-          <w:rPr>
-            <w:color w:val="0000EE"/>
-            <w:u w:val="single"/>
-          </w:rPr>
-          <w:t>約書亞記2:1–3</w:t>
-        </w:r>
-      </w:hyperlink>
-    </w:p>
-    <w:p>
-      <w:pPr>
-        <w:pStyle w:val="ListBullet"/>
-        <w:spacing w:line="240" w:lineRule="auto"/>
-        <w:ind w:left="720"/>
-      </w:pPr>
-      <w:r>
-        <w:rPr>
-          <w:lang w:val="zh_TW" w:bidi="zh_TW"/>
-        </w:rPr>
-      </w:r>
-      <w:hyperlink r:id="rId32">
-        <w:r>
-          <w:rPr>
-            <w:lang w:val="zh_TW" w:bidi="zh_TW"/>
-          </w:rPr>
-          <w:rPr>
-            <w:color w:val="0000EE"/>
-            <w:u w:val="single"/>
-          </w:rPr>
-          <w:t>約書亞記7:2–3</w:t>
-        </w:r>
-      </w:hyperlink>
-    </w:p>
-    <w:p>
-      <w:pPr>
-        <w:pStyle w:val="ListBullet"/>
-        <w:spacing w:line="240" w:lineRule="auto"/>
-        <w:ind w:left="720"/>
-      </w:pPr>
-      <w:r>
-        <w:rPr>
-          <w:lang w:val="zh_TW" w:bidi="zh_TW"/>
-        </w:rPr>
-      </w:r>
-      <w:hyperlink r:id="rId33">
-        <w:r>
-          <w:rPr>
-            <w:lang w:val="zh_TW" w:bidi="zh_TW"/>
-          </w:rPr>
-          <w:rPr>
-            <w:color w:val="0000EE"/>
-            <w:u w:val="single"/>
-          </w:rPr>
-          <w:t>路加福音18:35</w:t>
-        </w:r>
-      </w:hyperlink>
-    </w:p>
-    <w:p>
-      <w:pPr>
-        <w:pStyle w:val="ListBullet"/>
-        <w:spacing w:line="240" w:lineRule="auto"/>
-        <w:ind w:left="720"/>
-      </w:pPr>
-      <w:r>
-        <w:rPr>
-          <w:lang w:val="zh_TW" w:bidi="zh_TW"/>
-        </w:rPr>
-      </w:r>
-      <w:hyperlink r:id="rId34">
-        <w:r>
-          <w:rPr>
-            <w:lang w:val="zh_TW" w:bidi="zh_TW"/>
-          </w:rPr>
-          <w:rPr>
-            <w:color w:val="0000EE"/>
-            <w:u w:val="single"/>
-          </w:rPr>
-          <w:t>馬可福音10:46–48</w:t>
-        </w:r>
-      </w:hyperlink>
-    </w:p>
-    <w:p>
-      <w:pPr>
-        <w:pStyle w:val="ListBullet"/>
-        <w:spacing w:line="240" w:lineRule="auto"/>
-        <w:ind w:left="720"/>
-      </w:pPr>
-      <w:r>
-        <w:rPr>
-          <w:lang w:val="zh_TW" w:bidi="zh_TW"/>
-        </w:rPr>
-      </w:r>
-      <w:hyperlink r:id="rId35">
-        <w:r>
-          <w:rPr>
-            <w:lang w:val="zh_TW" w:bidi="zh_TW"/>
-          </w:rPr>
-          <w:rPr>
-            <w:color w:val="0000EE"/>
-            <w:u w:val="single"/>
-          </w:rPr>
-          <w:t>馬太福音20:29–31</w:t>
-        </w:r>
-      </w:hyperlink>
-    </w:p>
-    <w:p>
-      <w:pPr>
-        <w:pStyle w:val="ListBullet"/>
-        <w:spacing w:line="240" w:lineRule="auto"/>
-        <w:ind w:left="720"/>
-      </w:pPr>
-      <w:r>
-        <w:rPr>
-          <w:lang w:val="zh_TW" w:bidi="zh_TW"/>
-        </w:rPr>
-      </w:r>
-      <w:hyperlink r:id="rId36">
-        <w:r>
-          <w:rPr>
-            <w:lang w:val="zh_TW" w:bidi="zh_TW"/>
-          </w:rPr>
-          <w:rPr>
-            <w:color w:val="0000EE"/>
-            <w:u w:val="single"/>
-          </w:rPr>
-          <w:t>民數記22:1</w:t>
-        </w:r>
-      </w:hyperlink>
+      <w:r>
+        <w:rPr>
+          <w:lang w:val="zh_TW" w:bidi="zh_TW"/>
+        </w:rPr>
+        <w:t>歷代志上6:78</w:t>
+      </w:r>
+    </w:p>
+    <w:p>
+      <w:pPr>
+        <w:pStyle w:val="ListBullet"/>
+        <w:spacing w:line="240" w:lineRule="auto"/>
+        <w:ind w:left="720"/>
+      </w:pPr>
+      <w:r>
+        <w:rPr>
+          <w:lang w:val="zh_TW" w:bidi="zh_TW"/>
+        </w:rPr>
+      </w:r>
+      <w:r>
+        <w:rPr>
+          <w:lang w:val="zh_TW" w:bidi="zh_TW"/>
+        </w:rPr>
+        <w:t>約書亞記2:1–3</w:t>
+      </w:r>
+    </w:p>
+    <w:p>
+      <w:pPr>
+        <w:pStyle w:val="ListBullet"/>
+        <w:spacing w:line="240" w:lineRule="auto"/>
+        <w:ind w:left="720"/>
+      </w:pPr>
+      <w:r>
+        <w:rPr>
+          <w:lang w:val="zh_TW" w:bidi="zh_TW"/>
+        </w:rPr>
+      </w:r>
+      <w:r>
+        <w:rPr>
+          <w:lang w:val="zh_TW" w:bidi="zh_TW"/>
+        </w:rPr>
+        <w:t>約書亞記7:2–3</w:t>
+      </w:r>
+    </w:p>
+    <w:p>
+      <w:pPr>
+        <w:pStyle w:val="ListBullet"/>
+        <w:spacing w:line="240" w:lineRule="auto"/>
+        <w:ind w:left="720"/>
+      </w:pPr>
+      <w:r>
+        <w:rPr>
+          <w:lang w:val="zh_TW" w:bidi="zh_TW"/>
+        </w:rPr>
+      </w:r>
+      <w:r>
+        <w:rPr>
+          <w:lang w:val="zh_TW" w:bidi="zh_TW"/>
+        </w:rPr>
+        <w:t>路加福音18:35</w:t>
+      </w:r>
+    </w:p>
+    <w:p>
+      <w:pPr>
+        <w:pStyle w:val="ListBullet"/>
+        <w:spacing w:line="240" w:lineRule="auto"/>
+        <w:ind w:left="720"/>
+      </w:pPr>
+      <w:r>
+        <w:rPr>
+          <w:lang w:val="zh_TW" w:bidi="zh_TW"/>
+        </w:rPr>
+      </w:r>
+      <w:r>
+        <w:rPr>
+          <w:lang w:val="zh_TW" w:bidi="zh_TW"/>
+        </w:rPr>
+        <w:t>馬可福音10:46–48</w:t>
+      </w:r>
+    </w:p>
+    <w:p>
+      <w:pPr>
+        <w:pStyle w:val="ListBullet"/>
+        <w:spacing w:line="240" w:lineRule="auto"/>
+        <w:ind w:left="720"/>
+      </w:pPr>
+      <w:r>
+        <w:rPr>
+          <w:lang w:val="zh_TW" w:bidi="zh_TW"/>
+        </w:rPr>
+      </w:r>
+      <w:r>
+        <w:rPr>
+          <w:lang w:val="zh_TW" w:bidi="zh_TW"/>
+        </w:rPr>
+        <w:t>馬太福音20:29–31</w:t>
+      </w:r>
+    </w:p>
+    <w:p>
+      <w:pPr>
+        <w:pStyle w:val="ListBullet"/>
+        <w:spacing w:line="240" w:lineRule="auto"/>
+        <w:ind w:left="720"/>
+      </w:pPr>
+      <w:r>
+        <w:rPr>
+          <w:lang w:val="zh_TW" w:bidi="zh_TW"/>
+        </w:rPr>
+      </w:r>
+      <w:r>
+        <w:rPr>
+          <w:lang w:val="zh_TW" w:bidi="zh_TW"/>
+        </w:rPr>
+        <w:t>民數記22:1</w:t>
+      </w:r>
     </w:p>
     <w:p>
       <w:pPr>
@@ -2429,138 +2285,102 @@
           <w:lang w:val="zh_TW" w:bidi="zh_TW"/>
         </w:rPr>
       </w:r>
-      <w:hyperlink r:id="rId37">
-        <w:r>
-          <w:rPr>
-            <w:lang w:val="zh_TW" w:bidi="zh_TW"/>
-          </w:rPr>
-          <w:rPr>
-            <w:color w:val="0000EE"/>
-            <w:u w:val="single"/>
-          </w:rPr>
-          <w:t>歷代志下35:25</w:t>
-        </w:r>
-      </w:hyperlink>
-    </w:p>
-    <w:p>
-      <w:pPr>
-        <w:pStyle w:val="ListBullet"/>
-        <w:spacing w:line="240" w:lineRule="auto"/>
-        <w:ind w:left="720"/>
-      </w:pPr>
-      <w:r>
-        <w:rPr>
-          <w:lang w:val="zh_TW" w:bidi="zh_TW"/>
-        </w:rPr>
-      </w:r>
-      <w:hyperlink r:id="rId38">
-        <w:r>
-          <w:rPr>
-            <w:lang w:val="zh_TW" w:bidi="zh_TW"/>
-          </w:rPr>
-          <w:rPr>
-            <w:color w:val="0000EE"/>
-            <w:u w:val="single"/>
-          </w:rPr>
-          <w:t>耶利米書1:2</w:t>
-        </w:r>
-      </w:hyperlink>
-    </w:p>
-    <w:p>
-      <w:pPr>
-        <w:pStyle w:val="ListBullet"/>
-        <w:spacing w:line="240" w:lineRule="auto"/>
-        <w:ind w:left="720"/>
-      </w:pPr>
-      <w:r>
-        <w:rPr>
-          <w:lang w:val="zh_TW" w:bidi="zh_TW"/>
-        </w:rPr>
-      </w:r>
-      <w:hyperlink r:id="rId39">
-        <w:r>
-          <w:rPr>
-            <w:lang w:val="zh_TW" w:bidi="zh_TW"/>
-          </w:rPr>
-          <w:rPr>
-            <w:color w:val="0000EE"/>
-            <w:u w:val="single"/>
-          </w:rPr>
-          <w:t>耶利米書11:1</w:t>
-        </w:r>
-      </w:hyperlink>
-    </w:p>
-    <w:p>
-      <w:pPr>
-        <w:pStyle w:val="ListBullet"/>
-        <w:spacing w:line="240" w:lineRule="auto"/>
-        <w:ind w:left="720"/>
-      </w:pPr>
-      <w:r>
-        <w:rPr>
-          <w:lang w:val="zh_TW" w:bidi="zh_TW"/>
-        </w:rPr>
-      </w:r>
-      <w:hyperlink r:id="rId40">
-        <w:r>
-          <w:rPr>
-            <w:lang w:val="zh_TW" w:bidi="zh_TW"/>
-          </w:rPr>
-          <w:rPr>
-            <w:color w:val="0000EE"/>
-            <w:u w:val="single"/>
-          </w:rPr>
-          <w:t>馬太福音2:18</w:t>
-        </w:r>
-      </w:hyperlink>
-    </w:p>
-    <w:p>
-      <w:pPr>
-        <w:pStyle w:val="ListBullet"/>
-        <w:spacing w:line="240" w:lineRule="auto"/>
-        <w:ind w:left="720"/>
-      </w:pPr>
-      <w:r>
-        <w:rPr>
-          <w:lang w:val="zh_TW" w:bidi="zh_TW"/>
-        </w:rPr>
-      </w:r>
-      <w:hyperlink r:id="rId41">
-        <w:r>
-          <w:rPr>
-            <w:lang w:val="zh_TW" w:bidi="zh_TW"/>
-          </w:rPr>
-          <w:rPr>
-            <w:color w:val="0000EE"/>
-            <w:u w:val="single"/>
-          </w:rPr>
-          <w:t>馬太福音16:13–16</w:t>
-        </w:r>
-      </w:hyperlink>
-    </w:p>
-    <w:p>
-      <w:pPr>
-        <w:pStyle w:val="ListBullet"/>
-        <w:spacing w:line="240" w:lineRule="auto"/>
-        <w:ind w:left="720"/>
-      </w:pPr>
-      <w:r>
-        <w:rPr>
-          <w:lang w:val="zh_TW" w:bidi="zh_TW"/>
-        </w:rPr>
-      </w:r>
-      <w:hyperlink r:id="rId42">
-        <w:r>
-          <w:rPr>
-            <w:lang w:val="zh_TW" w:bidi="zh_TW"/>
-          </w:rPr>
-          <w:rPr>
-            <w:color w:val="0000EE"/>
-            <w:u w:val="single"/>
-          </w:rPr>
-          <w:t>馬太福音27:10</w:t>
-        </w:r>
-      </w:hyperlink>
+      <w:r>
+        <w:rPr>
+          <w:lang w:val="zh_TW" w:bidi="zh_TW"/>
+        </w:rPr>
+        <w:t>歷代志下35:25</w:t>
+      </w:r>
+    </w:p>
+    <w:p>
+      <w:pPr>
+        <w:pStyle w:val="ListBullet"/>
+        <w:spacing w:line="240" w:lineRule="auto"/>
+        <w:ind w:left="720"/>
+      </w:pPr>
+      <w:r>
+        <w:rPr>
+          <w:lang w:val="zh_TW" w:bidi="zh_TW"/>
+        </w:rPr>
+      </w:r>
+      <w:r>
+        <w:rPr>
+          <w:lang w:val="zh_TW" w:bidi="zh_TW"/>
+        </w:rPr>
+        <w:t>耶利米書1:2</w:t>
+      </w:r>
+    </w:p>
+    <w:p>
+      <w:pPr>
+        <w:pStyle w:val="ListBullet"/>
+        <w:spacing w:line="240" w:lineRule="auto"/>
+        <w:ind w:left="720"/>
+      </w:pPr>
+      <w:r>
+        <w:rPr>
+          <w:lang w:val="zh_TW" w:bidi="zh_TW"/>
+        </w:rPr>
+      </w:r>
+      <w:r>
+        <w:rPr>
+          <w:lang w:val="zh_TW" w:bidi="zh_TW"/>
+        </w:rPr>
+        <w:t>耶利米書11:1</w:t>
+      </w:r>
+    </w:p>
+    <w:p>
+      <w:pPr>
+        <w:pStyle w:val="ListBullet"/>
+        <w:spacing w:line="240" w:lineRule="auto"/>
+        <w:ind w:left="720"/>
+      </w:pPr>
+      <w:r>
+        <w:rPr>
+          <w:lang w:val="zh_TW" w:bidi="zh_TW"/>
+        </w:rPr>
+      </w:r>
+      <w:r>
+        <w:rPr>
+          <w:lang w:val="zh_TW" w:bidi="zh_TW"/>
+        </w:rPr>
+        <w:t>馬太福音2:18</w:t>
+      </w:r>
+    </w:p>
+    <w:p>
+      <w:pPr>
+        <w:pStyle w:val="ListBullet"/>
+        <w:spacing w:line="240" w:lineRule="auto"/>
+        <w:ind w:left="720"/>
+      </w:pPr>
+      <w:r>
+        <w:rPr>
+          <w:lang w:val="zh_TW" w:bidi="zh_TW"/>
+        </w:rPr>
+      </w:r>
+      <w:r>
+        <w:rPr>
+          <w:lang w:val="zh_TW" w:bidi="zh_TW"/>
+        </w:rPr>
+        <w:t>馬太福音16:13–16</w:t>
+      </w:r>
+    </w:p>
+    <w:p>
+      <w:pPr>
+        <w:pStyle w:val="ListBullet"/>
+        <w:spacing w:line="240" w:lineRule="auto"/>
+        <w:ind w:left="720"/>
+      </w:pPr>
+      <w:r>
+        <w:rPr>
+          <w:lang w:val="zh_TW" w:bidi="zh_TW"/>
+        </w:rPr>
+      </w:r>
+      <w:r>
+        <w:rPr>
+          <w:lang w:val="zh_TW" w:bidi="zh_TW"/>
+        </w:rPr>
+        <w:t>馬太福音27:10</w:t>
+      </w:r>
     </w:p>
     <w:p>
       <w:pPr>
@@ -2965,210 +2785,156 @@
           <w:lang w:val="zh_TW" w:bidi="zh_TW"/>
         </w:rPr>
       </w:r>
-      <w:hyperlink r:id="rId43">
-        <w:r>
-          <w:rPr>
-            <w:lang w:val="zh_TW" w:bidi="zh_TW"/>
-          </w:rPr>
-          <w:rPr>
-            <w:color w:val="0000EE"/>
-            <w:u w:val="single"/>
-          </w:rPr>
-          <w:t>加拉太書4:26–27</w:t>
-        </w:r>
-      </w:hyperlink>
-    </w:p>
-    <w:p>
-      <w:pPr>
-        <w:pStyle w:val="ListBullet"/>
-        <w:spacing w:line="240" w:lineRule="auto"/>
-        <w:ind w:left="720"/>
-      </w:pPr>
-      <w:r>
-        <w:rPr>
-          <w:lang w:val="zh_TW" w:bidi="zh_TW"/>
-        </w:rPr>
-      </w:r>
-      <w:hyperlink r:id="rId44">
-        <w:r>
-          <w:rPr>
-            <w:lang w:val="zh_TW" w:bidi="zh_TW"/>
-          </w:rPr>
-          <w:rPr>
-            <w:color w:val="0000EE"/>
-            <w:u w:val="single"/>
-          </w:rPr>
-          <w:t>約翰福音2:13</w:t>
-        </w:r>
-      </w:hyperlink>
-    </w:p>
-    <w:p>
-      <w:pPr>
-        <w:pStyle w:val="ListBullet"/>
-        <w:spacing w:line="240" w:lineRule="auto"/>
-        <w:ind w:left="720"/>
-      </w:pPr>
-      <w:r>
-        <w:rPr>
-          <w:lang w:val="zh_TW" w:bidi="zh_TW"/>
-        </w:rPr>
-      </w:r>
-      <w:hyperlink r:id="rId45">
-        <w:r>
-          <w:rPr>
-            <w:lang w:val="zh_TW" w:bidi="zh_TW"/>
-          </w:rPr>
-          <w:rPr>
-            <w:color w:val="0000EE"/>
-            <w:u w:val="single"/>
-          </w:rPr>
-          <w:t>路加福音4:9–11</w:t>
-        </w:r>
-      </w:hyperlink>
-    </w:p>
-    <w:p>
-      <w:pPr>
-        <w:pStyle w:val="ListBullet"/>
-        <w:spacing w:line="240" w:lineRule="auto"/>
-        <w:ind w:left="720"/>
-      </w:pPr>
-      <w:r>
-        <w:rPr>
-          <w:lang w:val="zh_TW" w:bidi="zh_TW"/>
-        </w:rPr>
-      </w:r>
-      <w:hyperlink r:id="rId46">
-        <w:r>
-          <w:rPr>
-            <w:lang w:val="zh_TW" w:bidi="zh_TW"/>
-          </w:rPr>
-          <w:rPr>
-            <w:color w:val="0000EE"/>
-            <w:u w:val="single"/>
-          </w:rPr>
-          <w:t>路加福音13:5</w:t>
-        </w:r>
-      </w:hyperlink>
-    </w:p>
-    <w:p>
-      <w:pPr>
-        <w:pStyle w:val="ListBullet"/>
-        <w:spacing w:line="240" w:lineRule="auto"/>
-        <w:ind w:left="720"/>
-      </w:pPr>
-      <w:r>
-        <w:rPr>
-          <w:lang w:val="zh_TW" w:bidi="zh_TW"/>
-        </w:rPr>
-      </w:r>
-      <w:hyperlink r:id="rId47">
-        <w:r>
-          <w:rPr>
-            <w:lang w:val="zh_TW" w:bidi="zh_TW"/>
-          </w:rPr>
-          <w:rPr>
-            <w:color w:val="0000EE"/>
-            <w:u w:val="single"/>
-          </w:rPr>
-          <w:t>馬可福音3:7–8</w:t>
-        </w:r>
-      </w:hyperlink>
-    </w:p>
-    <w:p>
-      <w:pPr>
-        <w:pStyle w:val="ListBullet"/>
-        <w:spacing w:line="240" w:lineRule="auto"/>
-        <w:ind w:left="720"/>
-      </w:pPr>
-      <w:r>
-        <w:rPr>
-          <w:lang w:val="zh_TW" w:bidi="zh_TW"/>
-        </w:rPr>
-      </w:r>
-      <w:hyperlink r:id="rId48">
-        <w:r>
-          <w:rPr>
-            <w:lang w:val="zh_TW" w:bidi="zh_TW"/>
-          </w:rPr>
-          <w:rPr>
-            <w:color w:val="0000EE"/>
-            <w:u w:val="single"/>
-          </w:rPr>
-          <w:t>馬可福音3:20–22</w:t>
-        </w:r>
-      </w:hyperlink>
-    </w:p>
-    <w:p>
-      <w:pPr>
-        <w:pStyle w:val="ListBullet"/>
-        <w:spacing w:line="240" w:lineRule="auto"/>
-        <w:ind w:left="720"/>
-      </w:pPr>
-      <w:r>
-        <w:rPr>
-          <w:lang w:val="zh_TW" w:bidi="zh_TW"/>
-        </w:rPr>
-      </w:r>
-      <w:hyperlink r:id="rId49">
-        <w:r>
-          <w:rPr>
-            <w:lang w:val="zh_TW" w:bidi="zh_TW"/>
-          </w:rPr>
-          <w:rPr>
-            <w:color w:val="0000EE"/>
-            <w:u w:val="single"/>
-          </w:rPr>
-          <w:t>馬太福音3:6</w:t>
-        </w:r>
-      </w:hyperlink>
-    </w:p>
-    <w:p>
-      <w:pPr>
-        <w:pStyle w:val="ListBullet"/>
-        <w:spacing w:line="240" w:lineRule="auto"/>
-        <w:ind w:left="720"/>
-      </w:pPr>
-      <w:r>
-        <w:rPr>
-          <w:lang w:val="zh_TW" w:bidi="zh_TW"/>
-        </w:rPr>
-      </w:r>
-      <w:hyperlink r:id="rId50">
-        <w:r>
-          <w:rPr>
-            <w:lang w:val="zh_TW" w:bidi="zh_TW"/>
-          </w:rPr>
-          <w:rPr>
-            <w:color w:val="0000EE"/>
-            <w:u w:val="single"/>
-          </w:rPr>
-          <w:t>馬太福音4:23–25</w:t>
-        </w:r>
-      </w:hyperlink>
-    </w:p>
-    <w:p>
-      <w:pPr>
-        <w:pStyle w:val="ListBullet"/>
-        <w:spacing w:line="240" w:lineRule="auto"/>
-        <w:ind w:left="720"/>
-      </w:pPr>
-      <w:r>
-        <w:rPr>
-          <w:lang w:val="zh_TW" w:bidi="zh_TW"/>
-        </w:rPr>
-      </w:r>
-      <w:hyperlink r:id="rId51">
-        <w:r>
-          <w:rPr>
-            <w:lang w:val="zh_TW" w:bidi="zh_TW"/>
-          </w:rPr>
-          <w:rPr>
-            <w:color w:val="0000EE"/>
-            <w:u w:val="single"/>
-          </w:rPr>
-          <w:t>馬太福音20:17</w:t>
-        </w:r>
-      </w:hyperlink>
+      <w:r>
+        <w:rPr>
+          <w:lang w:val="zh_TW" w:bidi="zh_TW"/>
+        </w:rPr>
+        <w:t>加拉太書4:26–27</w:t>
+      </w:r>
+    </w:p>
+    <w:p>
+      <w:pPr>
+        <w:pStyle w:val="ListBullet"/>
+        <w:spacing w:line="240" w:lineRule="auto"/>
+        <w:ind w:left="720"/>
+      </w:pPr>
+      <w:r>
+        <w:rPr>
+          <w:lang w:val="zh_TW" w:bidi="zh_TW"/>
+        </w:rPr>
+      </w:r>
+      <w:r>
+        <w:rPr>
+          <w:lang w:val="zh_TW" w:bidi="zh_TW"/>
+        </w:rPr>
+        <w:t>約翰福音2:13</w:t>
+      </w:r>
+    </w:p>
+    <w:p>
+      <w:pPr>
+        <w:pStyle w:val="ListBullet"/>
+        <w:spacing w:line="240" w:lineRule="auto"/>
+        <w:ind w:left="720"/>
+      </w:pPr>
+      <w:r>
+        <w:rPr>
+          <w:lang w:val="zh_TW" w:bidi="zh_TW"/>
+        </w:rPr>
+      </w:r>
+      <w:r>
+        <w:rPr>
+          <w:lang w:val="zh_TW" w:bidi="zh_TW"/>
+        </w:rPr>
+        <w:t>路加福音4:9–11</w:t>
+      </w:r>
+    </w:p>
+    <w:p>
+      <w:pPr>
+        <w:pStyle w:val="ListBullet"/>
+        <w:spacing w:line="240" w:lineRule="auto"/>
+        <w:ind w:left="720"/>
+      </w:pPr>
+      <w:r>
+        <w:rPr>
+          <w:lang w:val="zh_TW" w:bidi="zh_TW"/>
+        </w:rPr>
+      </w:r>
+      <w:r>
+        <w:rPr>
+          <w:lang w:val="zh_TW" w:bidi="zh_TW"/>
+        </w:rPr>
+        <w:t>路加福音13:5</w:t>
+      </w:r>
+    </w:p>
+    <w:p>
+      <w:pPr>
+        <w:pStyle w:val="ListBullet"/>
+        <w:spacing w:line="240" w:lineRule="auto"/>
+        <w:ind w:left="720"/>
+      </w:pPr>
+      <w:r>
+        <w:rPr>
+          <w:lang w:val="zh_TW" w:bidi="zh_TW"/>
+        </w:rPr>
+      </w:r>
+      <w:r>
+        <w:rPr>
+          <w:lang w:val="zh_TW" w:bidi="zh_TW"/>
+        </w:rPr>
+        <w:t>馬可福音3:7–8</w:t>
+      </w:r>
+    </w:p>
+    <w:p>
+      <w:pPr>
+        <w:pStyle w:val="ListBullet"/>
+        <w:spacing w:line="240" w:lineRule="auto"/>
+        <w:ind w:left="720"/>
+      </w:pPr>
+      <w:r>
+        <w:rPr>
+          <w:lang w:val="zh_TW" w:bidi="zh_TW"/>
+        </w:rPr>
+      </w:r>
+      <w:r>
+        <w:rPr>
+          <w:lang w:val="zh_TW" w:bidi="zh_TW"/>
+        </w:rPr>
+        <w:t>馬可福音3:20–22</w:t>
+      </w:r>
+    </w:p>
+    <w:p>
+      <w:pPr>
+        <w:pStyle w:val="ListBullet"/>
+        <w:spacing w:line="240" w:lineRule="auto"/>
+        <w:ind w:left="720"/>
+      </w:pPr>
+      <w:r>
+        <w:rPr>
+          <w:lang w:val="zh_TW" w:bidi="zh_TW"/>
+        </w:rPr>
+      </w:r>
+      <w:r>
+        <w:rPr>
+          <w:lang w:val="zh_TW" w:bidi="zh_TW"/>
+        </w:rPr>
+        <w:t>馬太福音3:6</w:t>
+      </w:r>
+    </w:p>
+    <w:p>
+      <w:pPr>
+        <w:pStyle w:val="ListBullet"/>
+        <w:spacing w:line="240" w:lineRule="auto"/>
+        <w:ind w:left="720"/>
+      </w:pPr>
+      <w:r>
+        <w:rPr>
+          <w:lang w:val="zh_TW" w:bidi="zh_TW"/>
+        </w:rPr>
+      </w:r>
+      <w:r>
+        <w:rPr>
+          <w:lang w:val="zh_TW" w:bidi="zh_TW"/>
+        </w:rPr>
+        <w:t>馬太福音4:23–25</w:t>
+      </w:r>
+    </w:p>
+    <w:p>
+      <w:pPr>
+        <w:pStyle w:val="ListBullet"/>
+        <w:spacing w:line="240" w:lineRule="auto"/>
+        <w:ind w:left="720"/>
+      </w:pPr>
+      <w:r>
+        <w:rPr>
+          <w:lang w:val="zh_TW" w:bidi="zh_TW"/>
+        </w:rPr>
+      </w:r>
+      <w:r>
+        <w:rPr>
+          <w:lang w:val="zh_TW" w:bidi="zh_TW"/>
+        </w:rPr>
+        <w:t>馬太福音20:17</w:t>
+      </w:r>
     </w:p>
     <w:p>
       <w:pPr>
@@ -3809,126 +3575,90 @@
           <w:lang w:val="zh_TW" w:bidi="zh_TW"/>
         </w:rPr>
       </w:r>
-      <w:hyperlink r:id="rId52">
-        <w:r>
-          <w:rPr>
-            <w:lang w:val="zh_TW" w:bidi="zh_TW"/>
-          </w:rPr>
-          <w:rPr>
-            <w:color w:val="0000EE"/>
-            <w:u w:val="single"/>
-          </w:rPr>
-          <w:t>歷代志上5:16–17</w:t>
-        </w:r>
-      </w:hyperlink>
-    </w:p>
-    <w:p>
-      <w:pPr>
-        <w:pStyle w:val="ListBullet"/>
-        <w:spacing w:line="240" w:lineRule="auto"/>
-        <w:ind w:left="720"/>
-      </w:pPr>
-      <w:r>
-        <w:rPr>
-          <w:lang w:val="zh_TW" w:bidi="zh_TW"/>
-        </w:rPr>
-      </w:r>
-      <w:hyperlink r:id="rId53">
-        <w:r>
-          <w:rPr>
-            <w:lang w:val="zh_TW" w:bidi="zh_TW"/>
-          </w:rPr>
-          <w:rPr>
-            <w:color w:val="0000EE"/>
-            <w:u w:val="single"/>
-          </w:rPr>
-          <w:t>列王紀上12:2</w:t>
-        </w:r>
-      </w:hyperlink>
-    </w:p>
-    <w:p>
-      <w:pPr>
-        <w:pStyle w:val="ListBullet"/>
-        <w:spacing w:line="240" w:lineRule="auto"/>
-        <w:ind w:left="720"/>
-      </w:pPr>
-      <w:r>
-        <w:rPr>
-          <w:lang w:val="zh_TW" w:bidi="zh_TW"/>
-        </w:rPr>
-      </w:r>
-      <w:hyperlink r:id="rId54">
-        <w:r>
-          <w:rPr>
-            <w:lang w:val="zh_TW" w:bidi="zh_TW"/>
-          </w:rPr>
-          <w:rPr>
-            <w:color w:val="0000EE"/>
-            <w:u w:val="single"/>
-          </w:rPr>
-          <w:t>歷代志下9:29</w:t>
-        </w:r>
-      </w:hyperlink>
-    </w:p>
-    <w:p>
-      <w:pPr>
-        <w:pStyle w:val="ListBullet"/>
-        <w:spacing w:line="240" w:lineRule="auto"/>
-        <w:ind w:left="720"/>
-      </w:pPr>
-      <w:r>
-        <w:rPr>
-          <w:lang w:val="zh_TW" w:bidi="zh_TW"/>
-        </w:rPr>
-      </w:r>
-      <w:hyperlink r:id="rId53">
-        <w:r>
-          <w:rPr>
-            <w:lang w:val="zh_TW" w:bidi="zh_TW"/>
-          </w:rPr>
-          <w:rPr>
-            <w:color w:val="0000EE"/>
-            <w:u w:val="single"/>
-          </w:rPr>
-          <w:t>列王紀</w:t>
-        </w:r>
-      </w:hyperlink>
-      <w:hyperlink r:id="rId55">
-        <w:r>
-          <w:rPr>
-            <w:lang w:val="zh_TW" w:bidi="zh_TW"/>
-          </w:rPr>
-          <w:rPr>
-            <w:color w:val="0000EE"/>
-            <w:u w:val="single"/>
-          </w:rPr>
-          <w:t>下3:1–3</w:t>
-        </w:r>
-      </w:hyperlink>
-    </w:p>
-    <w:p>
-      <w:pPr>
-        <w:pStyle w:val="ListBullet"/>
-        <w:spacing w:line="240" w:lineRule="auto"/>
-        <w:ind w:left="720"/>
-      </w:pPr>
-      <w:r>
-        <w:rPr>
-          <w:lang w:val="zh_TW" w:bidi="zh_TW"/>
-        </w:rPr>
-      </w:r>
-      <w:hyperlink r:id="rId56">
-        <w:r>
-          <w:rPr>
-            <w:lang w:val="zh_TW" w:bidi="zh_TW"/>
-          </w:rPr>
-          <w:rPr>
-            <w:color w:val="0000EE"/>
-            <w:u w:val="single"/>
-          </w:rPr>
-          <w:t>阿摩司書1:1</w:t>
-        </w:r>
-      </w:hyperlink>
+      <w:r>
+        <w:rPr>
+          <w:lang w:val="zh_TW" w:bidi="zh_TW"/>
+        </w:rPr>
+        <w:t>歷代志上5:16–17</w:t>
+      </w:r>
+    </w:p>
+    <w:p>
+      <w:pPr>
+        <w:pStyle w:val="ListBullet"/>
+        <w:spacing w:line="240" w:lineRule="auto"/>
+        <w:ind w:left="720"/>
+      </w:pPr>
+      <w:r>
+        <w:rPr>
+          <w:lang w:val="zh_TW" w:bidi="zh_TW"/>
+        </w:rPr>
+      </w:r>
+      <w:r>
+        <w:rPr>
+          <w:lang w:val="zh_TW" w:bidi="zh_TW"/>
+        </w:rPr>
+        <w:t>列王紀上12:2</w:t>
+      </w:r>
+    </w:p>
+    <w:p>
+      <w:pPr>
+        <w:pStyle w:val="ListBullet"/>
+        <w:spacing w:line="240" w:lineRule="auto"/>
+        <w:ind w:left="720"/>
+      </w:pPr>
+      <w:r>
+        <w:rPr>
+          <w:lang w:val="zh_TW" w:bidi="zh_TW"/>
+        </w:rPr>
+      </w:r>
+      <w:r>
+        <w:rPr>
+          <w:lang w:val="zh_TW" w:bidi="zh_TW"/>
+        </w:rPr>
+        <w:t>歷代志下9:29</w:t>
+      </w:r>
+    </w:p>
+    <w:p>
+      <w:pPr>
+        <w:pStyle w:val="ListBullet"/>
+        <w:spacing w:line="240" w:lineRule="auto"/>
+        <w:ind w:left="720"/>
+      </w:pPr>
+      <w:r>
+        <w:rPr>
+          <w:lang w:val="zh_TW" w:bidi="zh_TW"/>
+        </w:rPr>
+      </w:r>
+      <w:r>
+        <w:rPr>
+          <w:lang w:val="zh_TW" w:bidi="zh_TW"/>
+        </w:rPr>
+        <w:t>列王紀</w:t>
+      </w:r>
+      <w:r>
+        <w:rPr>
+          <w:lang w:val="zh_TW" w:bidi="zh_TW"/>
+        </w:rPr>
+        <w:t>下3:1–3</w:t>
+      </w:r>
+    </w:p>
+    <w:p>
+      <w:pPr>
+        <w:pStyle w:val="ListBullet"/>
+        <w:spacing w:line="240" w:lineRule="auto"/>
+        <w:ind w:left="720"/>
+      </w:pPr>
+      <w:r>
+        <w:rPr>
+          <w:lang w:val="zh_TW" w:bidi="zh_TW"/>
+        </w:rPr>
+      </w:r>
+      <w:r>
+        <w:rPr>
+          <w:lang w:val="zh_TW" w:bidi="zh_TW"/>
+        </w:rPr>
+        <w:t>阿摩司書1:1</w:t>
+      </w:r>
     </w:p>
     <w:p>
       <w:pPr>
@@ -4309,138 +4039,96 @@
           <w:lang w:val="zh_TW" w:bidi="zh_TW"/>
         </w:rPr>
       </w:r>
-      <w:hyperlink r:id="rId57">
-        <w:r>
-          <w:rPr>
-            <w:lang w:val="zh_TW" w:bidi="zh_TW"/>
-          </w:rPr>
-          <w:rPr>
-            <w:color w:val="0000EE"/>
-            <w:u w:val="single"/>
-          </w:rPr>
-          <w:t>列王紀上4:12</w:t>
-        </w:r>
-      </w:hyperlink>
-    </w:p>
-    <w:p>
-      <w:pPr>
-        <w:pStyle w:val="ListBullet"/>
-        <w:spacing w:line="240" w:lineRule="auto"/>
-        <w:ind w:left="720"/>
-      </w:pPr>
-      <w:r>
-        <w:rPr>
-          <w:lang w:val="zh_TW" w:bidi="zh_TW"/>
-        </w:rPr>
-      </w:r>
-      <w:hyperlink r:id="rId58">
-        <w:r>
-          <w:rPr>
-            <w:lang w:val="zh_TW" w:bidi="zh_TW"/>
-          </w:rPr>
-          <w:rPr>
-            <w:color w:val="0000EE"/>
-            <w:u w:val="single"/>
-          </w:rPr>
-          <w:t>撒母耳記上25:43–44</w:t>
-        </w:r>
-      </w:hyperlink>
-    </w:p>
-    <w:p>
-      <w:pPr>
-        <w:pStyle w:val="ListBullet"/>
-        <w:spacing w:line="240" w:lineRule="auto"/>
-        <w:ind w:left="720"/>
-      </w:pPr>
-      <w:r>
-        <w:rPr>
-          <w:lang w:val="zh_TW" w:bidi="zh_TW"/>
-        </w:rPr>
-      </w:r>
-      <w:hyperlink r:id="rId57">
-        <w:r>
-          <w:rPr>
-            <w:lang w:val="zh_TW" w:bidi="zh_TW"/>
-          </w:rPr>
-          <w:rPr>
-            <w:color w:val="0000EE"/>
-            <w:u w:val="single"/>
-          </w:rPr>
-          <w:t>列王紀</w:t>
-        </w:r>
-      </w:hyperlink>
-      <w:hyperlink r:id="rId59">
-        <w:r>
-          <w:rPr>
-            <w:lang w:val="zh_TW" w:bidi="zh_TW"/>
-          </w:rPr>
-          <w:rPr>
-            <w:color w:val="0000EE"/>
-            <w:u w:val="single"/>
-          </w:rPr>
-          <w:t>下8:28–29</w:t>
-        </w:r>
-      </w:hyperlink>
-    </w:p>
-    <w:p>
-      <w:pPr>
-        <w:pStyle w:val="ListBullet"/>
-        <w:spacing w:line="240" w:lineRule="auto"/>
-        <w:ind w:left="720"/>
-      </w:pPr>
-      <w:r>
-        <w:rPr>
-          <w:lang w:val="zh_TW" w:bidi="zh_TW"/>
-        </w:rPr>
-      </w:r>
-      <w:hyperlink r:id="rId58">
-        <w:r>
-          <w:rPr>
-            <w:lang w:val="zh_TW" w:bidi="zh_TW"/>
-          </w:rPr>
-          <w:rPr>
-            <w:color w:val="0000EE"/>
-            <w:u w:val="single"/>
-          </w:rPr>
-          <w:t>撒母耳記</w:t>
-        </w:r>
-      </w:hyperlink>
-      <w:hyperlink r:id="rId60">
-        <w:r>
-          <w:rPr>
-            <w:lang w:val="zh_TW" w:bidi="zh_TW"/>
-          </w:rPr>
-          <w:rPr>
-            <w:color w:val="0000EE"/>
-            <w:u w:val="single"/>
-          </w:rPr>
-          <w:t>下2:1–3</w:t>
-        </w:r>
-      </w:hyperlink>
-    </w:p>
-    <w:p>
-      <w:pPr>
-        <w:pStyle w:val="ListBullet"/>
-        <w:spacing w:line="240" w:lineRule="auto"/>
-        <w:ind w:left="720"/>
-      </w:pPr>
-      <w:r>
-        <w:rPr>
-          <w:lang w:val="zh_TW" w:bidi="zh_TW"/>
-        </w:rPr>
-      </w:r>
-      <w:hyperlink r:id="rId61">
-        <w:r>
-          <w:rPr>
-            <w:lang w:val="zh_TW" w:bidi="zh_TW"/>
-          </w:rPr>
-          <w:rPr>
-            <w:color w:val="0000EE"/>
-            <w:u w:val="single"/>
-          </w:rPr>
-          <w:t>士師記6:33</w:t>
-        </w:r>
-      </w:hyperlink>
+      <w:r>
+        <w:rPr>
+          <w:lang w:val="zh_TW" w:bidi="zh_TW"/>
+        </w:rPr>
+        <w:t>列王紀上4:12</w:t>
+      </w:r>
+    </w:p>
+    <w:p>
+      <w:pPr>
+        <w:pStyle w:val="ListBullet"/>
+        <w:spacing w:line="240" w:lineRule="auto"/>
+        <w:ind w:left="720"/>
+      </w:pPr>
+      <w:r>
+        <w:rPr>
+          <w:lang w:val="zh_TW" w:bidi="zh_TW"/>
+        </w:rPr>
+      </w:r>
+      <w:r>
+        <w:rPr>
+          <w:lang w:val="zh_TW" w:bidi="zh_TW"/>
+        </w:rPr>
+        <w:t>撒母耳記上25:43–44</w:t>
+      </w:r>
+    </w:p>
+    <w:p>
+      <w:pPr>
+        <w:pStyle w:val="ListBullet"/>
+        <w:spacing w:line="240" w:lineRule="auto"/>
+        <w:ind w:left="720"/>
+      </w:pPr>
+      <w:r>
+        <w:rPr>
+          <w:lang w:val="zh_TW" w:bidi="zh_TW"/>
+        </w:rPr>
+      </w:r>
+      <w:r>
+        <w:rPr>
+          <w:lang w:val="zh_TW" w:bidi="zh_TW"/>
+        </w:rPr>
+        <w:t>列王紀</w:t>
+      </w:r>
+      <w:r>
+        <w:rPr>
+          <w:lang w:val="zh_TW" w:bidi="zh_TW"/>
+        </w:rPr>
+        <w:t>下8:28–29</w:t>
+      </w:r>
+    </w:p>
+    <w:p>
+      <w:pPr>
+        <w:pStyle w:val="ListBullet"/>
+        <w:spacing w:line="240" w:lineRule="auto"/>
+        <w:ind w:left="720"/>
+      </w:pPr>
+      <w:r>
+        <w:rPr>
+          <w:lang w:val="zh_TW" w:bidi="zh_TW"/>
+        </w:rPr>
+      </w:r>
+      <w:r>
+        <w:rPr>
+          <w:lang w:val="zh_TW" w:bidi="zh_TW"/>
+        </w:rPr>
+        <w:t>撒母耳記</w:t>
+      </w:r>
+      <w:r>
+        <w:rPr>
+          <w:lang w:val="zh_TW" w:bidi="zh_TW"/>
+        </w:rPr>
+        <w:t>下2:1–3</w:t>
+      </w:r>
+    </w:p>
+    <w:p>
+      <w:pPr>
+        <w:pStyle w:val="ListBullet"/>
+        <w:spacing w:line="240" w:lineRule="auto"/>
+        <w:ind w:left="720"/>
+      </w:pPr>
+      <w:r>
+        <w:rPr>
+          <w:lang w:val="zh_TW" w:bidi="zh_TW"/>
+        </w:rPr>
+      </w:r>
+      <w:r>
+        <w:rPr>
+          <w:lang w:val="zh_TW" w:bidi="zh_TW"/>
+        </w:rPr>
+        <w:t>士師記6:33</w:t>
+      </w:r>
     </w:p>
     <w:p>
       <w:pPr>
@@ -4795,450 +4483,336 @@
           <w:lang w:val="zh_TW" w:bidi="zh_TW"/>
         </w:rPr>
       </w:r>
-      <w:hyperlink r:id="rId62">
-        <w:r>
-          <w:rPr>
-            <w:lang w:val="zh_TW" w:bidi="zh_TW"/>
-          </w:rPr>
-          <w:rPr>
-            <w:color w:val="0000EE"/>
-            <w:u w:val="single"/>
-          </w:rPr>
-          <w:t>哥林多前書6:11</w:t>
-        </w:r>
-      </w:hyperlink>
-    </w:p>
-    <w:p>
-      <w:pPr>
-        <w:pStyle w:val="ListBullet"/>
-        <w:spacing w:line="240" w:lineRule="auto"/>
-        <w:ind w:left="720"/>
-      </w:pPr>
-      <w:r>
-        <w:rPr>
-          <w:lang w:val="zh_TW" w:bidi="zh_TW"/>
-        </w:rPr>
-      </w:r>
-      <w:hyperlink r:id="rId63">
-        <w:r>
-          <w:rPr>
-            <w:lang w:val="zh_TW" w:bidi="zh_TW"/>
-          </w:rPr>
-          <w:rPr>
-            <w:color w:val="0000EE"/>
-            <w:u w:val="single"/>
-          </w:rPr>
-          <w:t>約翰壹書2:2</w:t>
-        </w:r>
-      </w:hyperlink>
-    </w:p>
-    <w:p>
-      <w:pPr>
-        <w:pStyle w:val="ListBullet"/>
-        <w:spacing w:line="240" w:lineRule="auto"/>
-        <w:ind w:left="720"/>
-      </w:pPr>
-      <w:r>
-        <w:rPr>
-          <w:lang w:val="zh_TW" w:bidi="zh_TW"/>
-        </w:rPr>
-      </w:r>
-      <w:hyperlink r:id="rId64">
-        <w:r>
-          <w:rPr>
-            <w:lang w:val="zh_TW" w:bidi="zh_TW"/>
-          </w:rPr>
-          <w:rPr>
-            <w:color w:val="0000EE"/>
-            <w:u w:val="single"/>
-          </w:rPr>
-          <w:t>約翰壹書4:15</w:t>
-        </w:r>
-      </w:hyperlink>
-    </w:p>
-    <w:p>
-      <w:pPr>
-        <w:pStyle w:val="ListBullet"/>
-        <w:spacing w:line="240" w:lineRule="auto"/>
-        <w:ind w:left="720"/>
-      </w:pPr>
-      <w:r>
-        <w:rPr>
-          <w:lang w:val="zh_TW" w:bidi="zh_TW"/>
-        </w:rPr>
-      </w:r>
-      <w:hyperlink r:id="rId65">
-        <w:r>
-          <w:rPr>
-            <w:lang w:val="zh_TW" w:bidi="zh_TW"/>
-          </w:rPr>
-          <w:rPr>
-            <w:color w:val="0000EE"/>
-            <w:u w:val="single"/>
-          </w:rPr>
-          <w:t>提摩太前書1:2</w:t>
-        </w:r>
-      </w:hyperlink>
-    </w:p>
-    <w:p>
-      <w:pPr>
-        <w:pStyle w:val="ListBullet"/>
-        <w:spacing w:line="240" w:lineRule="auto"/>
-        <w:ind w:left="720"/>
-      </w:pPr>
-      <w:r>
-        <w:rPr>
-          <w:lang w:val="zh_TW" w:bidi="zh_TW"/>
-        </w:rPr>
-      </w:r>
-      <w:hyperlink r:id="rId66">
-        <w:r>
-          <w:rPr>
-            <w:lang w:val="zh_TW" w:bidi="zh_TW"/>
-          </w:rPr>
-          <w:rPr>
-            <w:color w:val="0000EE"/>
-            <w:u w:val="single"/>
-          </w:rPr>
-          <w:t>彼得後書1:2</w:t>
-        </w:r>
-      </w:hyperlink>
-    </w:p>
-    <w:p>
-      <w:pPr>
-        <w:pStyle w:val="ListBullet"/>
-        <w:spacing w:line="240" w:lineRule="auto"/>
-        <w:ind w:left="720"/>
-      </w:pPr>
-      <w:r>
-        <w:rPr>
-          <w:lang w:val="zh_TW" w:bidi="zh_TW"/>
-        </w:rPr>
-      </w:r>
-      <w:hyperlink r:id="rId67">
-        <w:r>
-          <w:rPr>
-            <w:lang w:val="zh_TW" w:bidi="zh_TW"/>
-          </w:rPr>
-          <w:rPr>
-            <w:color w:val="0000EE"/>
-            <w:u w:val="single"/>
-          </w:rPr>
-          <w:t>帖撒羅尼迦後書2:15</w:t>
-        </w:r>
-      </w:hyperlink>
-    </w:p>
-    <w:p>
-      <w:pPr>
-        <w:pStyle w:val="ListBullet"/>
-        <w:spacing w:line="240" w:lineRule="auto"/>
-        <w:ind w:left="720"/>
-      </w:pPr>
-      <w:r>
-        <w:rPr>
-          <w:lang w:val="zh_TW" w:bidi="zh_TW"/>
-        </w:rPr>
-      </w:r>
-      <w:hyperlink r:id="rId68">
-        <w:r>
-          <w:rPr>
-            <w:lang w:val="zh_TW" w:bidi="zh_TW"/>
-          </w:rPr>
-          <w:rPr>
-            <w:color w:val="0000EE"/>
-            <w:u w:val="single"/>
-          </w:rPr>
-          <w:t>提摩太後書1:10</w:t>
-        </w:r>
-      </w:hyperlink>
-    </w:p>
-    <w:p>
-      <w:pPr>
-        <w:pStyle w:val="ListBullet"/>
-        <w:spacing w:line="240" w:lineRule="auto"/>
-        <w:ind w:left="720"/>
-      </w:pPr>
-      <w:r>
-        <w:rPr>
-          <w:lang w:val="zh_TW" w:bidi="zh_TW"/>
-        </w:rPr>
-      </w:r>
-      <w:hyperlink r:id="rId69">
-        <w:r>
-          <w:rPr>
-            <w:lang w:val="zh_TW" w:bidi="zh_TW"/>
-          </w:rPr>
-          <w:rPr>
-            <w:color w:val="0000EE"/>
-            <w:u w:val="single"/>
-          </w:rPr>
-          <w:t>使徒行傳2:23</w:t>
-        </w:r>
-      </w:hyperlink>
-    </w:p>
-    <w:p>
-      <w:pPr>
-        <w:pStyle w:val="ListBullet"/>
-        <w:spacing w:line="240" w:lineRule="auto"/>
-        <w:ind w:left="720"/>
-      </w:pPr>
-      <w:r>
-        <w:rPr>
-          <w:lang w:val="zh_TW" w:bidi="zh_TW"/>
-        </w:rPr>
-      </w:r>
-      <w:hyperlink r:id="rId70">
-        <w:r>
-          <w:rPr>
-            <w:lang w:val="zh_TW" w:bidi="zh_TW"/>
-          </w:rPr>
-          <w:rPr>
-            <w:color w:val="0000EE"/>
-            <w:u w:val="single"/>
-          </w:rPr>
-          <w:t>使徒行傳5:30</w:t>
-        </w:r>
-      </w:hyperlink>
-    </w:p>
-    <w:p>
-      <w:pPr>
-        <w:pStyle w:val="ListBullet"/>
-        <w:spacing w:line="240" w:lineRule="auto"/>
-        <w:ind w:left="720"/>
-      </w:pPr>
-      <w:r>
-        <w:rPr>
-          <w:lang w:val="zh_TW" w:bidi="zh_TW"/>
-        </w:rPr>
-      </w:r>
-      <w:hyperlink r:id="rId71">
-        <w:r>
-          <w:rPr>
-            <w:lang w:val="zh_TW" w:bidi="zh_TW"/>
-          </w:rPr>
-          <w:rPr>
-            <w:color w:val="0000EE"/>
-            <w:u w:val="single"/>
-          </w:rPr>
-          <w:t>使徒行傳10:36</w:t>
-        </w:r>
-      </w:hyperlink>
-    </w:p>
-    <w:p>
-      <w:pPr>
-        <w:pStyle w:val="ListBullet"/>
-        <w:spacing w:line="240" w:lineRule="auto"/>
-        <w:ind w:left="720"/>
-      </w:pPr>
-      <w:r>
-        <w:rPr>
-          <w:lang w:val="zh_TW" w:bidi="zh_TW"/>
-        </w:rPr>
-      </w:r>
-      <w:hyperlink r:id="rId72">
-        <w:r>
-          <w:rPr>
-            <w:lang w:val="zh_TW" w:bidi="zh_TW"/>
-          </w:rPr>
-          <w:rPr>
-            <w:color w:val="0000EE"/>
-            <w:u w:val="single"/>
-          </w:rPr>
-          <w:t>希伯來書9:14</w:t>
-        </w:r>
-      </w:hyperlink>
-    </w:p>
-    <w:p>
-      <w:pPr>
-        <w:pStyle w:val="ListBullet"/>
-        <w:spacing w:line="240" w:lineRule="auto"/>
-        <w:ind w:left="720"/>
-      </w:pPr>
-      <w:r>
-        <w:rPr>
-          <w:lang w:val="zh_TW" w:bidi="zh_TW"/>
-        </w:rPr>
-      </w:r>
-      <w:hyperlink r:id="rId73">
-        <w:r>
-          <w:rPr>
-            <w:lang w:val="zh_TW" w:bidi="zh_TW"/>
-          </w:rPr>
-          <w:rPr>
-            <w:color w:val="0000EE"/>
-            <w:u w:val="single"/>
-          </w:rPr>
-          <w:t>希伯來書10:22</w:t>
-        </w:r>
-      </w:hyperlink>
-    </w:p>
-    <w:p>
-      <w:pPr>
-        <w:pStyle w:val="ListBullet"/>
-        <w:spacing w:line="240" w:lineRule="auto"/>
-        <w:ind w:left="720"/>
-      </w:pPr>
-      <w:r>
-        <w:rPr>
-          <w:lang w:val="zh_TW" w:bidi="zh_TW"/>
-        </w:rPr>
-      </w:r>
-      <w:hyperlink r:id="rId74">
-        <w:r>
-          <w:rPr>
-            <w:lang w:val="zh_TW" w:bidi="zh_TW"/>
-          </w:rPr>
-          <w:rPr>
-            <w:color w:val="0000EE"/>
-            <w:u w:val="single"/>
-          </w:rPr>
-          <w:t>路加福音 24:20</w:t>
-        </w:r>
-      </w:hyperlink>
-    </w:p>
-    <w:p>
-      <w:pPr>
-        <w:pStyle w:val="ListBullet"/>
-        <w:spacing w:line="240" w:lineRule="auto"/>
-        <w:ind w:left="720"/>
-      </w:pPr>
-      <w:r>
-        <w:rPr>
-          <w:lang w:val="zh_TW" w:bidi="zh_TW"/>
-        </w:rPr>
-      </w:r>
-      <w:hyperlink r:id="rId75">
-        <w:r>
-          <w:rPr>
-            <w:lang w:val="zh_TW" w:bidi="zh_TW"/>
-          </w:rPr>
-          <w:rPr>
-            <w:color w:val="0000EE"/>
-            <w:u w:val="single"/>
-          </w:rPr>
-          <w:t>馬太福音1:21</w:t>
-        </w:r>
-      </w:hyperlink>
-    </w:p>
-    <w:p>
-      <w:pPr>
-        <w:pStyle w:val="ListBullet"/>
-        <w:spacing w:line="240" w:lineRule="auto"/>
-        <w:ind w:left="720"/>
-      </w:pPr>
-      <w:r>
-        <w:rPr>
-          <w:lang w:val="zh_TW" w:bidi="zh_TW"/>
-        </w:rPr>
-      </w:r>
-      <w:hyperlink r:id="rId76">
-        <w:r>
-          <w:rPr>
-            <w:lang w:val="zh_TW" w:bidi="zh_TW"/>
-          </w:rPr>
-          <w:rPr>
-            <w:color w:val="0000EE"/>
-            <w:u w:val="single"/>
-          </w:rPr>
-          <w:t>馬太福音4:3</w:t>
-        </w:r>
-      </w:hyperlink>
-    </w:p>
-    <w:p>
-      <w:pPr>
-        <w:pStyle w:val="ListBullet"/>
-        <w:spacing w:line="240" w:lineRule="auto"/>
-        <w:ind w:left="720"/>
-      </w:pPr>
-      <w:r>
-        <w:rPr>
-          <w:lang w:val="zh_TW" w:bidi="zh_TW"/>
-        </w:rPr>
-      </w:r>
-      <w:hyperlink r:id="rId77">
-        <w:r>
-          <w:rPr>
-            <w:lang w:val="zh_TW" w:bidi="zh_TW"/>
-          </w:rPr>
-          <w:rPr>
-            <w:color w:val="0000EE"/>
-            <w:u w:val="single"/>
-          </w:rPr>
-          <w:t>腓立比書2:5</w:t>
-        </w:r>
-      </w:hyperlink>
-    </w:p>
-    <w:p>
-      <w:pPr>
-        <w:pStyle w:val="ListBullet"/>
-        <w:spacing w:line="240" w:lineRule="auto"/>
-        <w:ind w:left="720"/>
-      </w:pPr>
-      <w:r>
-        <w:rPr>
-          <w:lang w:val="zh_TW" w:bidi="zh_TW"/>
-        </w:rPr>
-      </w:r>
-      <w:hyperlink r:id="rId78">
-        <w:r>
-          <w:rPr>
-            <w:lang w:val="zh_TW" w:bidi="zh_TW"/>
-          </w:rPr>
-          <w:rPr>
-            <w:color w:val="0000EE"/>
-            <w:u w:val="single"/>
-          </w:rPr>
-          <w:t>腓立比書2:10</w:t>
-        </w:r>
-      </w:hyperlink>
-    </w:p>
-    <w:p>
-      <w:pPr>
-        <w:pStyle w:val="ListBullet"/>
-        <w:spacing w:line="240" w:lineRule="auto"/>
-        <w:ind w:left="720"/>
-      </w:pPr>
-      <w:r>
-        <w:rPr>
-          <w:lang w:val="zh_TW" w:bidi="zh_TW"/>
-        </w:rPr>
-      </w:r>
-      <w:hyperlink r:id="rId79">
-        <w:r>
-          <w:rPr>
-            <w:lang w:val="zh_TW" w:bidi="zh_TW"/>
-          </w:rPr>
-          <w:rPr>
-            <w:color w:val="0000EE"/>
-            <w:u w:val="single"/>
-          </w:rPr>
-          <w:t>腓立比書4:21–23</w:t>
-        </w:r>
-      </w:hyperlink>
-    </w:p>
-    <w:p>
-      <w:pPr>
-        <w:pStyle w:val="ListBullet"/>
-        <w:spacing w:line="240" w:lineRule="auto"/>
-        <w:ind w:left="720"/>
-      </w:pPr>
-      <w:r>
-        <w:rPr>
-          <w:lang w:val="zh_TW" w:bidi="zh_TW"/>
-        </w:rPr>
-      </w:r>
-      <w:hyperlink r:id="rId80">
-        <w:r>
-          <w:rPr>
-            <w:lang w:val="zh_TW" w:bidi="zh_TW"/>
-          </w:rPr>
-          <w:rPr>
-            <w:color w:val="0000EE"/>
-            <w:u w:val="single"/>
-          </w:rPr>
-          <w:t>啟示錄1:6</w:t>
-        </w:r>
-      </w:hyperlink>
+      <w:r>
+        <w:rPr>
+          <w:lang w:val="zh_TW" w:bidi="zh_TW"/>
+        </w:rPr>
+        <w:t>哥林多前書6:11</w:t>
+      </w:r>
+    </w:p>
+    <w:p>
+      <w:pPr>
+        <w:pStyle w:val="ListBullet"/>
+        <w:spacing w:line="240" w:lineRule="auto"/>
+        <w:ind w:left="720"/>
+      </w:pPr>
+      <w:r>
+        <w:rPr>
+          <w:lang w:val="zh_TW" w:bidi="zh_TW"/>
+        </w:rPr>
+      </w:r>
+      <w:r>
+        <w:rPr>
+          <w:lang w:val="zh_TW" w:bidi="zh_TW"/>
+        </w:rPr>
+        <w:t>約翰壹書2:2</w:t>
+      </w:r>
+    </w:p>
+    <w:p>
+      <w:pPr>
+        <w:pStyle w:val="ListBullet"/>
+        <w:spacing w:line="240" w:lineRule="auto"/>
+        <w:ind w:left="720"/>
+      </w:pPr>
+      <w:r>
+        <w:rPr>
+          <w:lang w:val="zh_TW" w:bidi="zh_TW"/>
+        </w:rPr>
+      </w:r>
+      <w:r>
+        <w:rPr>
+          <w:lang w:val="zh_TW" w:bidi="zh_TW"/>
+        </w:rPr>
+        <w:t>約翰壹書4:15</w:t>
+      </w:r>
+    </w:p>
+    <w:p>
+      <w:pPr>
+        <w:pStyle w:val="ListBullet"/>
+        <w:spacing w:line="240" w:lineRule="auto"/>
+        <w:ind w:left="720"/>
+      </w:pPr>
+      <w:r>
+        <w:rPr>
+          <w:lang w:val="zh_TW" w:bidi="zh_TW"/>
+        </w:rPr>
+      </w:r>
+      <w:r>
+        <w:rPr>
+          <w:lang w:val="zh_TW" w:bidi="zh_TW"/>
+        </w:rPr>
+        <w:t>提摩太前書1:2</w:t>
+      </w:r>
+    </w:p>
+    <w:p>
+      <w:pPr>
+        <w:pStyle w:val="ListBullet"/>
+        <w:spacing w:line="240" w:lineRule="auto"/>
+        <w:ind w:left="720"/>
+      </w:pPr>
+      <w:r>
+        <w:rPr>
+          <w:lang w:val="zh_TW" w:bidi="zh_TW"/>
+        </w:rPr>
+      </w:r>
+      <w:r>
+        <w:rPr>
+          <w:lang w:val="zh_TW" w:bidi="zh_TW"/>
+        </w:rPr>
+        <w:t>彼得後書1:2</w:t>
+      </w:r>
+    </w:p>
+    <w:p>
+      <w:pPr>
+        <w:pStyle w:val="ListBullet"/>
+        <w:spacing w:line="240" w:lineRule="auto"/>
+        <w:ind w:left="720"/>
+      </w:pPr>
+      <w:r>
+        <w:rPr>
+          <w:lang w:val="zh_TW" w:bidi="zh_TW"/>
+        </w:rPr>
+      </w:r>
+      <w:r>
+        <w:rPr>
+          <w:lang w:val="zh_TW" w:bidi="zh_TW"/>
+        </w:rPr>
+        <w:t>帖撒羅尼迦後書2:15</w:t>
+      </w:r>
+    </w:p>
+    <w:p>
+      <w:pPr>
+        <w:pStyle w:val="ListBullet"/>
+        <w:spacing w:line="240" w:lineRule="auto"/>
+        <w:ind w:left="720"/>
+      </w:pPr>
+      <w:r>
+        <w:rPr>
+          <w:lang w:val="zh_TW" w:bidi="zh_TW"/>
+        </w:rPr>
+      </w:r>
+      <w:r>
+        <w:rPr>
+          <w:lang w:val="zh_TW" w:bidi="zh_TW"/>
+        </w:rPr>
+        <w:t>提摩太後書1:10</w:t>
+      </w:r>
+    </w:p>
+    <w:p>
+      <w:pPr>
+        <w:pStyle w:val="ListBullet"/>
+        <w:spacing w:line="240" w:lineRule="auto"/>
+        <w:ind w:left="720"/>
+      </w:pPr>
+      <w:r>
+        <w:rPr>
+          <w:lang w:val="zh_TW" w:bidi="zh_TW"/>
+        </w:rPr>
+      </w:r>
+      <w:r>
+        <w:rPr>
+          <w:lang w:val="zh_TW" w:bidi="zh_TW"/>
+        </w:rPr>
+        <w:t>使徒行傳2:23</w:t>
+      </w:r>
+    </w:p>
+    <w:p>
+      <w:pPr>
+        <w:pStyle w:val="ListBullet"/>
+        <w:spacing w:line="240" w:lineRule="auto"/>
+        <w:ind w:left="720"/>
+      </w:pPr>
+      <w:r>
+        <w:rPr>
+          <w:lang w:val="zh_TW" w:bidi="zh_TW"/>
+        </w:rPr>
+      </w:r>
+      <w:r>
+        <w:rPr>
+          <w:lang w:val="zh_TW" w:bidi="zh_TW"/>
+        </w:rPr>
+        <w:t>使徒行傳5:30</w:t>
+      </w:r>
+    </w:p>
+    <w:p>
+      <w:pPr>
+        <w:pStyle w:val="ListBullet"/>
+        <w:spacing w:line="240" w:lineRule="auto"/>
+        <w:ind w:left="720"/>
+      </w:pPr>
+      <w:r>
+        <w:rPr>
+          <w:lang w:val="zh_TW" w:bidi="zh_TW"/>
+        </w:rPr>
+      </w:r>
+      <w:r>
+        <w:rPr>
+          <w:lang w:val="zh_TW" w:bidi="zh_TW"/>
+        </w:rPr>
+        <w:t>使徒行傳10:36</w:t>
+      </w:r>
+    </w:p>
+    <w:p>
+      <w:pPr>
+        <w:pStyle w:val="ListBullet"/>
+        <w:spacing w:line="240" w:lineRule="auto"/>
+        <w:ind w:left="720"/>
+      </w:pPr>
+      <w:r>
+        <w:rPr>
+          <w:lang w:val="zh_TW" w:bidi="zh_TW"/>
+        </w:rPr>
+      </w:r>
+      <w:r>
+        <w:rPr>
+          <w:lang w:val="zh_TW" w:bidi="zh_TW"/>
+        </w:rPr>
+        <w:t>希伯來書9:14</w:t>
+      </w:r>
+    </w:p>
+    <w:p>
+      <w:pPr>
+        <w:pStyle w:val="ListBullet"/>
+        <w:spacing w:line="240" w:lineRule="auto"/>
+        <w:ind w:left="720"/>
+      </w:pPr>
+      <w:r>
+        <w:rPr>
+          <w:lang w:val="zh_TW" w:bidi="zh_TW"/>
+        </w:rPr>
+      </w:r>
+      <w:r>
+        <w:rPr>
+          <w:lang w:val="zh_TW" w:bidi="zh_TW"/>
+        </w:rPr>
+        <w:t>希伯來書10:22</w:t>
+      </w:r>
+    </w:p>
+    <w:p>
+      <w:pPr>
+        <w:pStyle w:val="ListBullet"/>
+        <w:spacing w:line="240" w:lineRule="auto"/>
+        <w:ind w:left="720"/>
+      </w:pPr>
+      <w:r>
+        <w:rPr>
+          <w:lang w:val="zh_TW" w:bidi="zh_TW"/>
+        </w:rPr>
+      </w:r>
+      <w:r>
+        <w:rPr>
+          <w:lang w:val="zh_TW" w:bidi="zh_TW"/>
+        </w:rPr>
+        <w:t>路加福音 24:20</w:t>
+      </w:r>
+    </w:p>
+    <w:p>
+      <w:pPr>
+        <w:pStyle w:val="ListBullet"/>
+        <w:spacing w:line="240" w:lineRule="auto"/>
+        <w:ind w:left="720"/>
+      </w:pPr>
+      <w:r>
+        <w:rPr>
+          <w:lang w:val="zh_TW" w:bidi="zh_TW"/>
+        </w:rPr>
+      </w:r>
+      <w:r>
+        <w:rPr>
+          <w:lang w:val="zh_TW" w:bidi="zh_TW"/>
+        </w:rPr>
+        <w:t>馬太福音1:21</w:t>
+      </w:r>
+    </w:p>
+    <w:p>
+      <w:pPr>
+        <w:pStyle w:val="ListBullet"/>
+        <w:spacing w:line="240" w:lineRule="auto"/>
+        <w:ind w:left="720"/>
+      </w:pPr>
+      <w:r>
+        <w:rPr>
+          <w:lang w:val="zh_TW" w:bidi="zh_TW"/>
+        </w:rPr>
+      </w:r>
+      <w:r>
+        <w:rPr>
+          <w:lang w:val="zh_TW" w:bidi="zh_TW"/>
+        </w:rPr>
+        <w:t>馬太福音4:3</w:t>
+      </w:r>
+    </w:p>
+    <w:p>
+      <w:pPr>
+        <w:pStyle w:val="ListBullet"/>
+        <w:spacing w:line="240" w:lineRule="auto"/>
+        <w:ind w:left="720"/>
+      </w:pPr>
+      <w:r>
+        <w:rPr>
+          <w:lang w:val="zh_TW" w:bidi="zh_TW"/>
+        </w:rPr>
+      </w:r>
+      <w:r>
+        <w:rPr>
+          <w:lang w:val="zh_TW" w:bidi="zh_TW"/>
+        </w:rPr>
+        <w:t>腓立比書2:5</w:t>
+      </w:r>
+    </w:p>
+    <w:p>
+      <w:pPr>
+        <w:pStyle w:val="ListBullet"/>
+        <w:spacing w:line="240" w:lineRule="auto"/>
+        <w:ind w:left="720"/>
+      </w:pPr>
+      <w:r>
+        <w:rPr>
+          <w:lang w:val="zh_TW" w:bidi="zh_TW"/>
+        </w:rPr>
+      </w:r>
+      <w:r>
+        <w:rPr>
+          <w:lang w:val="zh_TW" w:bidi="zh_TW"/>
+        </w:rPr>
+        <w:t>腓立比書2:10</w:t>
+      </w:r>
+    </w:p>
+    <w:p>
+      <w:pPr>
+        <w:pStyle w:val="ListBullet"/>
+        <w:spacing w:line="240" w:lineRule="auto"/>
+        <w:ind w:left="720"/>
+      </w:pPr>
+      <w:r>
+        <w:rPr>
+          <w:lang w:val="zh_TW" w:bidi="zh_TW"/>
+        </w:rPr>
+      </w:r>
+      <w:r>
+        <w:rPr>
+          <w:lang w:val="zh_TW" w:bidi="zh_TW"/>
+        </w:rPr>
+        <w:t>腓立比書4:21–23</w:t>
+      </w:r>
+    </w:p>
+    <w:p>
+      <w:pPr>
+        <w:pStyle w:val="ListBullet"/>
+        <w:spacing w:line="240" w:lineRule="auto"/>
+        <w:ind w:left="720"/>
+      </w:pPr>
+      <w:r>
+        <w:rPr>
+          <w:lang w:val="zh_TW" w:bidi="zh_TW"/>
+        </w:rPr>
+      </w:r>
+      <w:r>
+        <w:rPr>
+          <w:lang w:val="zh_TW" w:bidi="zh_TW"/>
+        </w:rPr>
+        <w:t>啟示錄1:6</w:t>
+      </w:r>
     </w:p>
     <w:p>
       <w:pPr>
@@ -5988,150 +5562,108 @@
           <w:lang w:val="zh_TW" w:bidi="zh_TW"/>
         </w:rPr>
       </w:r>
-      <w:hyperlink r:id="rId81">
-        <w:r>
-          <w:rPr>
-            <w:lang w:val="zh_TW" w:bidi="zh_TW"/>
-          </w:rPr>
-          <w:rPr>
-            <w:color w:val="0000EE"/>
-            <w:u w:val="single"/>
-          </w:rPr>
-          <w:t>加拉太書</w:t>
-        </w:r>
-      </w:hyperlink>
-      <w:hyperlink r:id="rId82">
-        <w:r>
-          <w:rPr>
-            <w:lang w:val="zh_TW" w:bidi="zh_TW"/>
-          </w:rPr>
-          <w:rPr>
-            <w:color w:val="0000EE"/>
-            <w:u w:val="single"/>
-          </w:rPr>
-          <w:t>1:18–20</w:t>
-        </w:r>
-      </w:hyperlink>
-    </w:p>
-    <w:p>
-      <w:pPr>
-        <w:pStyle w:val="ListBullet"/>
-        <w:spacing w:line="240" w:lineRule="auto"/>
-        <w:ind w:left="720"/>
-      </w:pPr>
-      <w:r>
-        <w:rPr>
-          <w:lang w:val="zh_TW" w:bidi="zh_TW"/>
-        </w:rPr>
-      </w:r>
-      <w:hyperlink r:id="rId81">
-        <w:r>
-          <w:rPr>
-            <w:lang w:val="zh_TW" w:bidi="zh_TW"/>
-          </w:rPr>
-          <w:rPr>
-            <w:color w:val="0000EE"/>
-            <w:u w:val="single"/>
-          </w:rPr>
-          <w:t>加拉太書2:9–10</w:t>
-        </w:r>
-      </w:hyperlink>
-    </w:p>
-    <w:p>
-      <w:pPr>
-        <w:pStyle w:val="ListBullet"/>
-        <w:spacing w:line="240" w:lineRule="auto"/>
-        <w:ind w:left="720"/>
-      </w:pPr>
-      <w:r>
-        <w:rPr>
-          <w:lang w:val="zh_TW" w:bidi="zh_TW"/>
-        </w:rPr>
-      </w:r>
-      <w:hyperlink r:id="rId83">
-        <w:r>
-          <w:rPr>
-            <w:lang w:val="zh_TW" w:bidi="zh_TW"/>
-          </w:rPr>
-          <w:rPr>
-            <w:color w:val="0000EE"/>
-            <w:u w:val="single"/>
-          </w:rPr>
-          <w:t>雅各書1:1–3</w:t>
-        </w:r>
-      </w:hyperlink>
-    </w:p>
-    <w:p>
-      <w:pPr>
-        <w:pStyle w:val="ListBullet"/>
-        <w:spacing w:line="240" w:lineRule="auto"/>
-        <w:ind w:left="720"/>
-      </w:pPr>
-      <w:r>
-        <w:rPr>
-          <w:lang w:val="zh_TW" w:bidi="zh_TW"/>
-        </w:rPr>
-      </w:r>
-      <w:hyperlink r:id="rId84">
-        <w:r>
-          <w:rPr>
-            <w:lang w:val="zh_TW" w:bidi="zh_TW"/>
-          </w:rPr>
-          <w:rPr>
-            <w:color w:val="0000EE"/>
-            <w:u w:val="single"/>
-          </w:rPr>
-          <w:t>猶大書1:1–2</w:t>
-        </w:r>
-      </w:hyperlink>
-    </w:p>
-    <w:p>
-      <w:pPr>
-        <w:pStyle w:val="ListBullet"/>
-        <w:spacing w:line="240" w:lineRule="auto"/>
-        <w:ind w:left="720"/>
-      </w:pPr>
-      <w:r>
-        <w:rPr>
-          <w:lang w:val="zh_TW" w:bidi="zh_TW"/>
-        </w:rPr>
-      </w:r>
-      <w:hyperlink r:id="rId85">
-        <w:r>
-          <w:rPr>
-            <w:lang w:val="zh_TW" w:bidi="zh_TW"/>
-          </w:rPr>
-          <w:rPr>
-            <w:color w:val="0000EE"/>
-            <w:u w:val="single"/>
-          </w:rPr>
-          <w:t>馬可福音9:1–3</w:t>
-        </w:r>
-      </w:hyperlink>
-    </w:p>
-    <w:p>
-      <w:pPr>
-        <w:pStyle w:val="ListBullet"/>
-        <w:spacing w:line="240" w:lineRule="auto"/>
-        <w:ind w:left="720"/>
-      </w:pPr>
-      <w:r>
-        <w:rPr>
-          <w:lang w:val="zh_TW" w:bidi="zh_TW"/>
-        </w:rPr>
-      </w:r>
-      <w:hyperlink r:id="rId86">
-        <w:r>
-          <w:rPr>
-            <w:lang w:val="zh_TW" w:bidi="zh_TW"/>
-          </w:rPr>
-          <w:rPr>
-            <w:color w:val="0000EE"/>
-            <w:u w:val="single"/>
-          </w:rPr>
-          <w:t>馬太福音13:54–56</w:t>
-        </w:r>
-      </w:hyperlink>
+      <w:r>
+        <w:rPr>
+          <w:lang w:val="zh_TW" w:bidi="zh_TW"/>
+        </w:rPr>
+        <w:t>加拉太書</w:t>
+      </w:r>
+      <w:r>
+        <w:rPr>
+          <w:lang w:val="zh_TW" w:bidi="zh_TW"/>
+        </w:rPr>
+        <w:t>1:18–20</w:t>
+      </w:r>
+    </w:p>
+    <w:p>
+      <w:pPr>
+        <w:pStyle w:val="ListBullet"/>
+        <w:spacing w:line="240" w:lineRule="auto"/>
+        <w:ind w:left="720"/>
+      </w:pPr>
+      <w:r>
+        <w:rPr>
+          <w:lang w:val="zh_TW" w:bidi="zh_TW"/>
+        </w:rPr>
+      </w:r>
+      <w:r>
+        <w:rPr>
+          <w:lang w:val="zh_TW" w:bidi="zh_TW"/>
+        </w:rPr>
+        <w:t>加拉太書2:9–10</w:t>
+      </w:r>
+    </w:p>
+    <w:p>
+      <w:pPr>
+        <w:pStyle w:val="ListBullet"/>
+        <w:spacing w:line="240" w:lineRule="auto"/>
+        <w:ind w:left="720"/>
+      </w:pPr>
+      <w:r>
+        <w:rPr>
+          <w:lang w:val="zh_TW" w:bidi="zh_TW"/>
+        </w:rPr>
+      </w:r>
+      <w:r>
+        <w:rPr>
+          <w:lang w:val="zh_TW" w:bidi="zh_TW"/>
+        </w:rPr>
+        <w:t>雅各書1:1–3</w:t>
+      </w:r>
+    </w:p>
+    <w:p>
+      <w:pPr>
+        <w:pStyle w:val="ListBullet"/>
+        <w:spacing w:line="240" w:lineRule="auto"/>
+        <w:ind w:left="720"/>
+      </w:pPr>
+      <w:r>
+        <w:rPr>
+          <w:lang w:val="zh_TW" w:bidi="zh_TW"/>
+        </w:rPr>
+      </w:r>
+      <w:r>
+        <w:rPr>
+          <w:lang w:val="zh_TW" w:bidi="zh_TW"/>
+        </w:rPr>
+        <w:t>猶大書1:1–2</w:t>
+      </w:r>
+    </w:p>
+    <w:p>
+      <w:pPr>
+        <w:pStyle w:val="ListBullet"/>
+        <w:spacing w:line="240" w:lineRule="auto"/>
+        <w:ind w:left="720"/>
+      </w:pPr>
+      <w:r>
+        <w:rPr>
+          <w:lang w:val="zh_TW" w:bidi="zh_TW"/>
+        </w:rPr>
+      </w:r>
+      <w:r>
+        <w:rPr>
+          <w:lang w:val="zh_TW" w:bidi="zh_TW"/>
+        </w:rPr>
+        <w:t>馬可福音9:1–3</w:t>
+      </w:r>
+    </w:p>
+    <w:p>
+      <w:pPr>
+        <w:pStyle w:val="ListBullet"/>
+        <w:spacing w:line="240" w:lineRule="auto"/>
+        <w:ind w:left="720"/>
+      </w:pPr>
+      <w:r>
+        <w:rPr>
+          <w:lang w:val="zh_TW" w:bidi="zh_TW"/>
+        </w:rPr>
+      </w:r>
+      <w:r>
+        <w:rPr>
+          <w:lang w:val="zh_TW" w:bidi="zh_TW"/>
+        </w:rPr>
+        <w:t>馬太福音13:54–56</w:t>
+      </w:r>
     </w:p>
     <w:p>
       <w:pPr>
@@ -6457,114 +5989,84 @@
           <w:lang w:val="zh_TW" w:bidi="zh_TW"/>
         </w:rPr>
       </w:r>
-      <w:hyperlink r:id="rId87">
-        <w:r>
-          <w:rPr>
-            <w:lang w:val="zh_TW" w:bidi="zh_TW"/>
-          </w:rPr>
-          <w:rPr>
-            <w:color w:val="0000EE"/>
-            <w:u w:val="single"/>
-          </w:rPr>
-          <w:t>歷代志上2:12</w:t>
-        </w:r>
-      </w:hyperlink>
-    </w:p>
-    <w:p>
-      <w:pPr>
-        <w:pStyle w:val="ListBullet"/>
-        <w:spacing w:line="240" w:lineRule="auto"/>
-        <w:ind w:left="720"/>
-      </w:pPr>
-      <w:r>
-        <w:rPr>
-          <w:lang w:val="zh_TW" w:bidi="zh_TW"/>
-        </w:rPr>
-      </w:r>
-      <w:hyperlink r:id="rId88">
-        <w:r>
-          <w:rPr>
-            <w:lang w:val="zh_TW" w:bidi="zh_TW"/>
-          </w:rPr>
-          <w:rPr>
-            <w:color w:val="0000EE"/>
-            <w:u w:val="single"/>
-          </w:rPr>
-          <w:t>列王紀上12:16</w:t>
-        </w:r>
-      </w:hyperlink>
-    </w:p>
-    <w:p>
-      <w:pPr>
-        <w:pStyle w:val="ListBullet"/>
-        <w:spacing w:line="240" w:lineRule="auto"/>
-        <w:ind w:left="720"/>
-      </w:pPr>
-      <w:r>
-        <w:rPr>
-          <w:lang w:val="zh_TW" w:bidi="zh_TW"/>
-        </w:rPr>
-      </w:r>
-      <w:hyperlink r:id="rId89">
-        <w:r>
-          <w:rPr>
-            <w:lang w:val="zh_TW" w:bidi="zh_TW"/>
-          </w:rPr>
-          <w:rPr>
-            <w:color w:val="0000EE"/>
-            <w:u w:val="single"/>
-          </w:rPr>
-          <w:t>撒母耳記上16:1</w:t>
-        </w:r>
-      </w:hyperlink>
-    </w:p>
-    <w:p>
-      <w:pPr>
-        <w:pStyle w:val="ListBullet"/>
-        <w:spacing w:line="240" w:lineRule="auto"/>
-        <w:ind w:left="720"/>
-      </w:pPr>
-      <w:r>
-        <w:rPr>
-          <w:lang w:val="zh_TW" w:bidi="zh_TW"/>
-        </w:rPr>
-      </w:r>
-      <w:hyperlink r:id="rId90">
-        <w:r>
-          <w:rPr>
-            <w:lang w:val="zh_TW" w:bidi="zh_TW"/>
-          </w:rPr>
-          <w:rPr>
-            <w:color w:val="0000EE"/>
-            <w:u w:val="single"/>
-          </w:rPr>
-          <w:t>路加福音3:32</w:t>
-        </w:r>
-      </w:hyperlink>
-    </w:p>
-    <w:p>
-      <w:pPr>
-        <w:pStyle w:val="ListBullet"/>
-        <w:spacing w:line="240" w:lineRule="auto"/>
-        <w:ind w:left="720"/>
-      </w:pPr>
-      <w:r>
-        <w:rPr>
-          <w:lang w:val="zh_TW" w:bidi="zh_TW"/>
-        </w:rPr>
-      </w:r>
-      <w:hyperlink r:id="rId91">
-        <w:r>
-          <w:rPr>
-            <w:lang w:val="zh_TW" w:bidi="zh_TW"/>
-          </w:rPr>
-          <w:rPr>
-            <w:color w:val="0000EE"/>
-            <w:u w:val="single"/>
-          </w:rPr>
-          <w:t>馬太福音1:4–6</w:t>
-        </w:r>
-      </w:hyperlink>
+      <w:r>
+        <w:rPr>
+          <w:lang w:val="zh_TW" w:bidi="zh_TW"/>
+        </w:rPr>
+        <w:t>歷代志上2:12</w:t>
+      </w:r>
+    </w:p>
+    <w:p>
+      <w:pPr>
+        <w:pStyle w:val="ListBullet"/>
+        <w:spacing w:line="240" w:lineRule="auto"/>
+        <w:ind w:left="720"/>
+      </w:pPr>
+      <w:r>
+        <w:rPr>
+          <w:lang w:val="zh_TW" w:bidi="zh_TW"/>
+        </w:rPr>
+      </w:r>
+      <w:r>
+        <w:rPr>
+          <w:lang w:val="zh_TW" w:bidi="zh_TW"/>
+        </w:rPr>
+        <w:t>列王紀上12:16</w:t>
+      </w:r>
+    </w:p>
+    <w:p>
+      <w:pPr>
+        <w:pStyle w:val="ListBullet"/>
+        <w:spacing w:line="240" w:lineRule="auto"/>
+        <w:ind w:left="720"/>
+      </w:pPr>
+      <w:r>
+        <w:rPr>
+          <w:lang w:val="zh_TW" w:bidi="zh_TW"/>
+        </w:rPr>
+      </w:r>
+      <w:r>
+        <w:rPr>
+          <w:lang w:val="zh_TW" w:bidi="zh_TW"/>
+        </w:rPr>
+        <w:t>撒母耳記上16:1</w:t>
+      </w:r>
+    </w:p>
+    <w:p>
+      <w:pPr>
+        <w:pStyle w:val="ListBullet"/>
+        <w:spacing w:line="240" w:lineRule="auto"/>
+        <w:ind w:left="720"/>
+      </w:pPr>
+      <w:r>
+        <w:rPr>
+          <w:lang w:val="zh_TW" w:bidi="zh_TW"/>
+        </w:rPr>
+      </w:r>
+      <w:r>
+        <w:rPr>
+          <w:lang w:val="zh_TW" w:bidi="zh_TW"/>
+        </w:rPr>
+        <w:t>路加福音3:32</w:t>
+      </w:r>
+    </w:p>
+    <w:p>
+      <w:pPr>
+        <w:pStyle w:val="ListBullet"/>
+        <w:spacing w:line="240" w:lineRule="auto"/>
+        <w:ind w:left="720"/>
+      </w:pPr>
+      <w:r>
+        <w:rPr>
+          <w:lang w:val="zh_TW" w:bidi="zh_TW"/>
+        </w:rPr>
+      </w:r>
+      <w:r>
+        <w:rPr>
+          <w:lang w:val="zh_TW" w:bidi="zh_TW"/>
+        </w:rPr>
+        <w:t>馬太福音1:4–6</w:t>
+      </w:r>
     </w:p>
     <w:p>
       <w:pPr>
@@ -6812,114 +6314,84 @@
           <w:lang w:val="zh_TW" w:bidi="zh_TW"/>
         </w:rPr>
       </w:r>
-      <w:hyperlink r:id="rId92">
-        <w:r>
-          <w:rPr>
-            <w:lang w:val="zh_TW" w:bidi="zh_TW"/>
-          </w:rPr>
-          <w:rPr>
-            <w:color w:val="0000EE"/>
-            <w:u w:val="single"/>
-          </w:rPr>
-          <w:t>列王紀上16:31–33</w:t>
-        </w:r>
-      </w:hyperlink>
-    </w:p>
-    <w:p>
-      <w:pPr>
-        <w:pStyle w:val="ListBullet"/>
-        <w:spacing w:line="240" w:lineRule="auto"/>
-        <w:ind w:left="720"/>
-      </w:pPr>
-      <w:r>
-        <w:rPr>
-          <w:lang w:val="zh_TW" w:bidi="zh_TW"/>
-        </w:rPr>
-      </w:r>
-      <w:hyperlink r:id="rId93">
-        <w:r>
-          <w:rPr>
-            <w:lang w:val="zh_TW" w:bidi="zh_TW"/>
-          </w:rPr>
-          <w:rPr>
-            <w:color w:val="0000EE"/>
-            <w:u w:val="single"/>
-          </w:rPr>
-          <w:t>列王紀上19:1–3</w:t>
-        </w:r>
-      </w:hyperlink>
-    </w:p>
-    <w:p>
-      <w:pPr>
-        <w:pStyle w:val="ListBullet"/>
-        <w:spacing w:line="240" w:lineRule="auto"/>
-        <w:ind w:left="720"/>
-      </w:pPr>
-      <w:r>
-        <w:rPr>
-          <w:lang w:val="zh_TW" w:bidi="zh_TW"/>
-        </w:rPr>
-      </w:r>
-      <w:hyperlink r:id="rId94">
-        <w:r>
-          <w:rPr>
-            <w:lang w:val="zh_TW" w:bidi="zh_TW"/>
-          </w:rPr>
-          <w:rPr>
-            <w:color w:val="0000EE"/>
-            <w:u w:val="single"/>
-          </w:rPr>
-          <w:t>列王紀下9:7</w:t>
-        </w:r>
-      </w:hyperlink>
-    </w:p>
-    <w:p>
-      <w:pPr>
-        <w:pStyle w:val="ListBullet"/>
-        <w:spacing w:line="240" w:lineRule="auto"/>
-        <w:ind w:left="720"/>
-      </w:pPr>
-      <w:r>
-        <w:rPr>
-          <w:lang w:val="zh_TW" w:bidi="zh_TW"/>
-        </w:rPr>
-      </w:r>
-      <w:hyperlink r:id="rId95">
-        <w:r>
-          <w:rPr>
-            <w:lang w:val="zh_TW" w:bidi="zh_TW"/>
-          </w:rPr>
-          <w:rPr>
-            <w:color w:val="0000EE"/>
-            <w:u w:val="single"/>
-          </w:rPr>
-          <w:t>列王紀下9:31</w:t>
-        </w:r>
-      </w:hyperlink>
-    </w:p>
-    <w:p>
-      <w:pPr>
-        <w:pStyle w:val="ListBullet"/>
-        <w:spacing w:line="240" w:lineRule="auto"/>
-        <w:ind w:left="720"/>
-      </w:pPr>
-      <w:r>
-        <w:rPr>
-          <w:lang w:val="zh_TW" w:bidi="zh_TW"/>
-        </w:rPr>
-      </w:r>
-      <w:hyperlink r:id="rId96">
-        <w:r>
-          <w:rPr>
-            <w:lang w:val="zh_TW" w:bidi="zh_TW"/>
-          </w:rPr>
-          <w:rPr>
-            <w:color w:val="0000EE"/>
-            <w:u w:val="single"/>
-          </w:rPr>
-          <w:t>啟示錄2:20</w:t>
-        </w:r>
-      </w:hyperlink>
+      <w:r>
+        <w:rPr>
+          <w:lang w:val="zh_TW" w:bidi="zh_TW"/>
+        </w:rPr>
+        <w:t>列王紀上16:31–33</w:t>
+      </w:r>
+    </w:p>
+    <w:p>
+      <w:pPr>
+        <w:pStyle w:val="ListBullet"/>
+        <w:spacing w:line="240" w:lineRule="auto"/>
+        <w:ind w:left="720"/>
+      </w:pPr>
+      <w:r>
+        <w:rPr>
+          <w:lang w:val="zh_TW" w:bidi="zh_TW"/>
+        </w:rPr>
+      </w:r>
+      <w:r>
+        <w:rPr>
+          <w:lang w:val="zh_TW" w:bidi="zh_TW"/>
+        </w:rPr>
+        <w:t>列王紀上19:1–3</w:t>
+      </w:r>
+    </w:p>
+    <w:p>
+      <w:pPr>
+        <w:pStyle w:val="ListBullet"/>
+        <w:spacing w:line="240" w:lineRule="auto"/>
+        <w:ind w:left="720"/>
+      </w:pPr>
+      <w:r>
+        <w:rPr>
+          <w:lang w:val="zh_TW" w:bidi="zh_TW"/>
+        </w:rPr>
+      </w:r>
+      <w:r>
+        <w:rPr>
+          <w:lang w:val="zh_TW" w:bidi="zh_TW"/>
+        </w:rPr>
+        <w:t>列王紀下9:7</w:t>
+      </w:r>
+    </w:p>
+    <w:p>
+      <w:pPr>
+        <w:pStyle w:val="ListBullet"/>
+        <w:spacing w:line="240" w:lineRule="auto"/>
+        <w:ind w:left="720"/>
+      </w:pPr>
+      <w:r>
+        <w:rPr>
+          <w:lang w:val="zh_TW" w:bidi="zh_TW"/>
+        </w:rPr>
+      </w:r>
+      <w:r>
+        <w:rPr>
+          <w:lang w:val="zh_TW" w:bidi="zh_TW"/>
+        </w:rPr>
+        <w:t>列王紀下9:31</w:t>
+      </w:r>
+    </w:p>
+    <w:p>
+      <w:pPr>
+        <w:pStyle w:val="ListBullet"/>
+        <w:spacing w:line="240" w:lineRule="auto"/>
+        <w:ind w:left="720"/>
+      </w:pPr>
+      <w:r>
+        <w:rPr>
+          <w:lang w:val="zh_TW" w:bidi="zh_TW"/>
+        </w:rPr>
+      </w:r>
+      <w:r>
+        <w:rPr>
+          <w:lang w:val="zh_TW" w:bidi="zh_TW"/>
+        </w:rPr>
+        <w:t>啟示錄2:20</w:t>
+      </w:r>
     </w:p>
     <w:p>
       <w:pPr>
@@ -7281,114 +6753,84 @@
           <w:lang w:val="zh_TW" w:bidi="zh_TW"/>
         </w:rPr>
       </w:r>
-      <w:hyperlink r:id="rId97">
-        <w:r>
-          <w:rPr>
-            <w:lang w:val="zh_TW" w:bidi="zh_TW"/>
-          </w:rPr>
-          <w:rPr>
-            <w:color w:val="0000EE"/>
-            <w:u w:val="single"/>
-          </w:rPr>
-          <w:t>歷代志上1:34–37</w:t>
-        </w:r>
-      </w:hyperlink>
-    </w:p>
-    <w:p>
-      <w:pPr>
-        <w:pStyle w:val="ListBullet"/>
-        <w:spacing w:line="240" w:lineRule="auto"/>
-        <w:ind w:left="720"/>
-      </w:pPr>
-      <w:r>
-        <w:rPr>
-          <w:lang w:val="zh_TW" w:bidi="zh_TW"/>
-        </w:rPr>
-      </w:r>
-      <w:hyperlink r:id="rId98">
-        <w:r>
-          <w:rPr>
-            <w:lang w:val="zh_TW" w:bidi="zh_TW"/>
-          </w:rPr>
-          <w:rPr>
-            <w:color w:val="0000EE"/>
-            <w:u w:val="single"/>
-          </w:rPr>
-          <w:t>出埃及記2:18–20</w:t>
-        </w:r>
-      </w:hyperlink>
-    </w:p>
-    <w:p>
-      <w:pPr>
-        <w:pStyle w:val="ListBullet"/>
-        <w:spacing w:line="240" w:lineRule="auto"/>
-        <w:ind w:left="720"/>
-      </w:pPr>
-      <w:r>
-        <w:rPr>
-          <w:lang w:val="zh_TW" w:bidi="zh_TW"/>
-        </w:rPr>
-      </w:r>
-      <w:hyperlink r:id="rId99">
-        <w:r>
-          <w:rPr>
-            <w:lang w:val="zh_TW" w:bidi="zh_TW"/>
-          </w:rPr>
-          <w:rPr>
-            <w:color w:val="0000EE"/>
-            <w:u w:val="single"/>
-          </w:rPr>
-          <w:t>出埃及記3:1–3</w:t>
-        </w:r>
-      </w:hyperlink>
-    </w:p>
-    <w:p>
-      <w:pPr>
-        <w:pStyle w:val="ListBullet"/>
-        <w:spacing w:line="240" w:lineRule="auto"/>
-        <w:ind w:left="720"/>
-      </w:pPr>
-      <w:r>
-        <w:rPr>
-          <w:lang w:val="zh_TW" w:bidi="zh_TW"/>
-        </w:rPr>
-      </w:r>
-      <w:hyperlink r:id="rId100">
-        <w:r>
-          <w:rPr>
-            <w:lang w:val="zh_TW" w:bidi="zh_TW"/>
-          </w:rPr>
-          <w:rPr>
-            <w:color w:val="0000EE"/>
-            <w:u w:val="single"/>
-          </w:rPr>
-          <w:t>出埃及記18:3</w:t>
-        </w:r>
-      </w:hyperlink>
-    </w:p>
-    <w:p>
-      <w:pPr>
-        <w:pStyle w:val="ListBullet"/>
-        <w:spacing w:line="240" w:lineRule="auto"/>
-        <w:ind w:left="720"/>
-      </w:pPr>
-      <w:r>
-        <w:rPr>
-          <w:lang w:val="zh_TW" w:bidi="zh_TW"/>
-        </w:rPr>
-      </w:r>
-      <w:hyperlink r:id="rId101">
-        <w:r>
-          <w:rPr>
-            <w:lang w:val="zh_TW" w:bidi="zh_TW"/>
-          </w:rPr>
-          <w:rPr>
-            <w:color w:val="0000EE"/>
-            <w:u w:val="single"/>
-          </w:rPr>
-          <w:t>民數記10:29</w:t>
-        </w:r>
-      </w:hyperlink>
+      <w:r>
+        <w:rPr>
+          <w:lang w:val="zh_TW" w:bidi="zh_TW"/>
+        </w:rPr>
+        <w:t>歷代志上1:34–37</w:t>
+      </w:r>
+    </w:p>
+    <w:p>
+      <w:pPr>
+        <w:pStyle w:val="ListBullet"/>
+        <w:spacing w:line="240" w:lineRule="auto"/>
+        <w:ind w:left="720"/>
+      </w:pPr>
+      <w:r>
+        <w:rPr>
+          <w:lang w:val="zh_TW" w:bidi="zh_TW"/>
+        </w:rPr>
+      </w:r>
+      <w:r>
+        <w:rPr>
+          <w:lang w:val="zh_TW" w:bidi="zh_TW"/>
+        </w:rPr>
+        <w:t>出埃及記2:18–20</w:t>
+      </w:r>
+    </w:p>
+    <w:p>
+      <w:pPr>
+        <w:pStyle w:val="ListBullet"/>
+        <w:spacing w:line="240" w:lineRule="auto"/>
+        <w:ind w:left="720"/>
+      </w:pPr>
+      <w:r>
+        <w:rPr>
+          <w:lang w:val="zh_TW" w:bidi="zh_TW"/>
+        </w:rPr>
+      </w:r>
+      <w:r>
+        <w:rPr>
+          <w:lang w:val="zh_TW" w:bidi="zh_TW"/>
+        </w:rPr>
+        <w:t>出埃及記3:1–3</w:t>
+      </w:r>
+    </w:p>
+    <w:p>
+      <w:pPr>
+        <w:pStyle w:val="ListBullet"/>
+        <w:spacing w:line="240" w:lineRule="auto"/>
+        <w:ind w:left="720"/>
+      </w:pPr>
+      <w:r>
+        <w:rPr>
+          <w:lang w:val="zh_TW" w:bidi="zh_TW"/>
+        </w:rPr>
+      </w:r>
+      <w:r>
+        <w:rPr>
+          <w:lang w:val="zh_TW" w:bidi="zh_TW"/>
+        </w:rPr>
+        <w:t>出埃及記18:3</w:t>
+      </w:r>
+    </w:p>
+    <w:p>
+      <w:pPr>
+        <w:pStyle w:val="ListBullet"/>
+        <w:spacing w:line="240" w:lineRule="auto"/>
+        <w:ind w:left="720"/>
+      </w:pPr>
+      <w:r>
+        <w:rPr>
+          <w:lang w:val="zh_TW" w:bidi="zh_TW"/>
+        </w:rPr>
+      </w:r>
+      <w:r>
+        <w:rPr>
+          <w:lang w:val="zh_TW" w:bidi="zh_TW"/>
+        </w:rPr>
+        <w:t>民數記10:29</w:t>
+      </w:r>
     </w:p>
     <w:p>
       <w:pPr>

--- a/zht/docx/209.content.docx
+++ b/zht/docx/209.content.docx
@@ -633,55 +633,31 @@
         <w:rPr>
           <w:lang w:val="zh_TW" w:bidi="zh_TW"/>
         </w:rPr>
+        <w:t>、拯救、</w:t>
+      </w:r>
+      <w:r>
+        <w:rPr>
+          <w:lang w:val="zh_TW" w:bidi="zh_TW"/>
+        </w:rPr>
+        <w:t>以法蓮</w:t>
+      </w:r>
+      <w:r>
+        <w:rPr>
+          <w:lang w:val="zh_TW" w:bidi="zh_TW"/>
+        </w:rPr>
         <w:t>、</w:t>
       </w:r>
       <w:r>
         <w:rPr>
           <w:lang w:val="zh_TW" w:bidi="zh_TW"/>
         </w:rPr>
-        <w:t>拯救</w:t>
-      </w:r>
-      <w:r>
-        <w:rPr>
-          <w:lang w:val="zh_TW" w:bidi="zh_TW"/>
-        </w:rPr>
-        <w:t>、</w:t>
-      </w:r>
-      <w:r>
-        <w:rPr>
-          <w:lang w:val="zh_TW" w:bidi="zh_TW"/>
-        </w:rPr>
-        <w:t>以法蓮</w:t>
-      </w:r>
-      <w:r>
-        <w:rPr>
-          <w:lang w:val="zh_TW" w:bidi="zh_TW"/>
-        </w:rPr>
-        <w:t>、</w:t>
-      </w:r>
-      <w:r>
-        <w:rPr>
-          <w:lang w:val="zh_TW" w:bidi="zh_TW"/>
-        </w:rPr>
         <w:t>審判</w:t>
       </w:r>
       <w:r>
         <w:rPr>
           <w:lang w:val="zh_TW" w:bidi="zh_TW"/>
         </w:rPr>
-        <w:t>、</w:t>
-      </w:r>
-      <w:r>
-        <w:rPr>
-          <w:lang w:val="zh_TW" w:bidi="zh_TW"/>
-        </w:rPr>
-        <w:t>誓言</w:t>
-      </w:r>
-      <w:r>
-        <w:rPr>
-          <w:lang w:val="zh_TW" w:bidi="zh_TW"/>
-        </w:rPr>
-        <w:t>）</w:t>
+        <w:t>、誓言）</w:t>
       </w:r>
     </w:p>
     <w:p>
